--- a/FileExplorer_UserManual.docx
+++ b/FileExplorer_UserManual.docx
@@ -95,12 +95,6 @@
         <w:gridCol w:w="6960"/>
       </w:tblGrid>
       <w:tr>
-        <w:tblPrEx>
-          <w:tblCellMar>
-            <w:top w:w="0" w:type="dxa"/>
-            <w:bottom w:w="0" w:type="dxa"/>
-          </w:tblCellMar>
-        </w:tblPrEx>
         <w:tc>
           <w:tcPr>
             <w:tcW w:w="2400" w:type="dxa"/>
@@ -163,12 +157,6 @@
         </w:tc>
       </w:tr>
       <w:tr>
-        <w:tblPrEx>
-          <w:tblCellMar>
-            <w:top w:w="0" w:type="dxa"/>
-            <w:bottom w:w="0" w:type="dxa"/>
-          </w:tblCellMar>
-        </w:tblPrEx>
         <w:tc>
           <w:tcPr>
             <w:tcW w:w="2400" w:type="dxa"/>
@@ -227,12 +215,6 @@
         </w:tc>
       </w:tr>
       <w:tr>
-        <w:tblPrEx>
-          <w:tblCellMar>
-            <w:top w:w="0" w:type="dxa"/>
-            <w:bottom w:w="0" w:type="dxa"/>
-          </w:tblCellMar>
-        </w:tblPrEx>
         <w:tc>
           <w:tcPr>
             <w:tcW w:w="2400" w:type="dxa"/>
@@ -291,12 +273,6 @@
         </w:tc>
       </w:tr>
       <w:tr>
-        <w:tblPrEx>
-          <w:tblCellMar>
-            <w:top w:w="0" w:type="dxa"/>
-            <w:bottom w:w="0" w:type="dxa"/>
-          </w:tblCellMar>
-        </w:tblPrEx>
         <w:tc>
           <w:tcPr>
             <w:tcW w:w="2400" w:type="dxa"/>
@@ -355,12 +331,6 @@
         </w:tc>
       </w:tr>
       <w:tr>
-        <w:tblPrEx>
-          <w:tblCellMar>
-            <w:top w:w="0" w:type="dxa"/>
-            <w:bottom w:w="0" w:type="dxa"/>
-          </w:tblCellMar>
-        </w:tblPrEx>
         <w:tc>
           <w:tcPr>
             <w:tcW w:w="2400" w:type="dxa"/>
@@ -435,12 +405,6 @@
         </w:tc>
       </w:tr>
       <w:tr>
-        <w:tblPrEx>
-          <w:tblCellMar>
-            <w:top w:w="0" w:type="dxa"/>
-            <w:bottom w:w="0" w:type="dxa"/>
-          </w:tblCellMar>
-        </w:tblPrEx>
         <w:tc>
           <w:tcPr>
             <w:tcW w:w="2400" w:type="dxa"/>
@@ -5074,11 +5038,9 @@
       <w:r>
         <w:t xml:space="preserve">Double-click any file in the </w:t>
       </w:r>
-      <w:proofErr w:type="gramStart"/>
-      <w:r>
-        <w:t>list, or</w:t>
-      </w:r>
-      <w:proofErr w:type="gramEnd"/>
+      <w:r>
+        <w:t>list or</w:t>
+      </w:r>
       <w:r>
         <w:t xml:space="preserve"> select it and press Enter. The file opens with its registered default application.</w:t>
       </w:r>
@@ -5103,11 +5065,9 @@
       <w:r>
         <w:t xml:space="preserve">Type a pattern in the Filter box on the toolbar (for example *.pdf) to show only matching files. Use semicolons to combine patterns: </w:t>
       </w:r>
-      <w:proofErr w:type="gramStart"/>
-      <w:r>
-        <w:t>*.pdf;*.docx</w:t>
-      </w:r>
-      <w:proofErr w:type="gramEnd"/>
+      <w:r>
+        <w:t>*.pdf; *.docx</w:t>
+      </w:r>
       <w:r>
         <w:t>. Clear the box to restore the full view.</w:t>
       </w:r>
@@ -5131,11 +5091,9 @@
       <w:r>
         <w:t xml:space="preserve">Select an item and press F2 to rename it </w:t>
       </w:r>
-      <w:proofErr w:type="gramStart"/>
-      <w:r>
-        <w:t>inline, or</w:t>
-      </w:r>
-      <w:proofErr w:type="gramEnd"/>
+      <w:r>
+        <w:t>inline or</w:t>
+      </w:r>
       <w:r>
         <w:t xml:space="preserve"> press Del to send it to the Recycle Bin. Right-clicking reveals the full context menu with additional options.</w:t>
       </w:r>
@@ -5166,12 +5124,6 @@
         <w:gridCol w:w="9360"/>
       </w:tblGrid>
       <w:tr>
-        <w:tblPrEx>
-          <w:tblCellMar>
-            <w:top w:w="0" w:type="dxa"/>
-            <w:bottom w:w="0" w:type="dxa"/>
-          </w:tblCellMar>
-        </w:tblPrEx>
         <w:tc>
           <w:tcPr>
             <w:tcW w:w="9360" w:type="dxa"/>
@@ -5265,11 +5217,9 @@
       <w:r>
         <w:t>Refresh button (labeled ⟳ Refresh [F5</w:t>
       </w:r>
-      <w:proofErr w:type="gramStart"/>
-      <w:r>
-        <w:t>]) —</w:t>
-      </w:r>
-      <w:proofErr w:type="gramEnd"/>
+      <w:r>
+        <w:t>])</w:t>
+      </w:r>
       <w:r>
         <w:t xml:space="preserve"> reloads all drives, restarts background scanning, and repopulates the current folder. Equivalent to pressing F5.</w:t>
       </w:r>
@@ -5289,7 +5239,13 @@
         <w:spacing w:after="60"/>
       </w:pPr>
       <w:r>
-        <w:t xml:space="preserve">Filter box (labeled Filter:) — accepts one or more wildcard patterns. Apply a filter by typing in this box. Results update approximately 350 </w:t>
+        <w:t>Filter box (labeled Filter:)</w:t>
+      </w:r>
+      <w:r>
+        <w:t xml:space="preserve"> </w:t>
+      </w:r>
+      <w:r>
+        <w:t xml:space="preserve">accepts one or more wildcard patterns. Apply a filter by typing in this box. Results update approximately 350 </w:t>
       </w:r>
       <w:proofErr w:type="spellStart"/>
       <w:r>
@@ -5347,12 +5303,6 @@
         <w:gridCol w:w="7560"/>
       </w:tblGrid>
       <w:tr>
-        <w:tblPrEx>
-          <w:tblCellMar>
-            <w:top w:w="0" w:type="dxa"/>
-            <w:bottom w:w="0" w:type="dxa"/>
-          </w:tblCellMar>
-        </w:tblPrEx>
         <w:tc>
           <w:tcPr>
             <w:tcW w:w="1800" w:type="dxa"/>
@@ -5415,12 +5365,6 @@
         </w:tc>
       </w:tr>
       <w:tr>
-        <w:tblPrEx>
-          <w:tblCellMar>
-            <w:top w:w="0" w:type="dxa"/>
-            <w:bottom w:w="0" w:type="dxa"/>
-          </w:tblCellMar>
-        </w:tblPrEx>
         <w:tc>
           <w:tcPr>
             <w:tcW w:w="1800" w:type="dxa"/>
@@ -5479,12 +5423,6 @@
         </w:tc>
       </w:tr>
       <w:tr>
-        <w:tblPrEx>
-          <w:tblCellMar>
-            <w:top w:w="0" w:type="dxa"/>
-            <w:bottom w:w="0" w:type="dxa"/>
-          </w:tblCellMar>
-        </w:tblPrEx>
         <w:tc>
           <w:tcPr>
             <w:tcW w:w="1800" w:type="dxa"/>
@@ -5543,12 +5481,6 @@
         </w:tc>
       </w:tr>
       <w:tr>
-        <w:tblPrEx>
-          <w:tblCellMar>
-            <w:top w:w="0" w:type="dxa"/>
-            <w:bottom w:w="0" w:type="dxa"/>
-          </w:tblCellMar>
-        </w:tblPrEx>
         <w:tc>
           <w:tcPr>
             <w:tcW w:w="1800" w:type="dxa"/>
@@ -5607,12 +5539,6 @@
         </w:tc>
       </w:tr>
       <w:tr>
-        <w:tblPrEx>
-          <w:tblCellMar>
-            <w:top w:w="0" w:type="dxa"/>
-            <w:bottom w:w="0" w:type="dxa"/>
-          </w:tblCellMar>
-        </w:tblPrEx>
         <w:tc>
           <w:tcPr>
             <w:tcW w:w="1800" w:type="dxa"/>
@@ -5827,12 +5753,6 @@
         <w:gridCol w:w="7560"/>
       </w:tblGrid>
       <w:tr>
-        <w:tblPrEx>
-          <w:tblCellMar>
-            <w:top w:w="0" w:type="dxa"/>
-            <w:bottom w:w="0" w:type="dxa"/>
-          </w:tblCellMar>
-        </w:tblPrEx>
         <w:tc>
           <w:tcPr>
             <w:tcW w:w="1800" w:type="dxa"/>
@@ -5895,12 +5815,6 @@
         </w:tc>
       </w:tr>
       <w:tr>
-        <w:tblPrEx>
-          <w:tblCellMar>
-            <w:top w:w="0" w:type="dxa"/>
-            <w:bottom w:w="0" w:type="dxa"/>
-          </w:tblCellMar>
-        </w:tblPrEx>
         <w:tc>
           <w:tcPr>
             <w:tcW w:w="1800" w:type="dxa"/>
@@ -5960,12 +5874,6 @@
         </w:tc>
       </w:tr>
       <w:tr>
-        <w:tblPrEx>
-          <w:tblCellMar>
-            <w:top w:w="0" w:type="dxa"/>
-            <w:bottom w:w="0" w:type="dxa"/>
-          </w:tblCellMar>
-        </w:tblPrEx>
         <w:tc>
           <w:tcPr>
             <w:tcW w:w="1800" w:type="dxa"/>
@@ -6066,12 +5974,6 @@
         </w:tc>
       </w:tr>
       <w:tr>
-        <w:tblPrEx>
-          <w:tblCellMar>
-            <w:top w:w="0" w:type="dxa"/>
-            <w:bottom w:w="0" w:type="dxa"/>
-          </w:tblCellMar>
-        </w:tblPrEx>
         <w:tc>
           <w:tcPr>
             <w:tcW w:w="1800" w:type="dxa"/>
@@ -6131,12 +6033,6 @@
         </w:tc>
       </w:tr>
       <w:tr>
-        <w:tblPrEx>
-          <w:tblCellMar>
-            <w:top w:w="0" w:type="dxa"/>
-            <w:bottom w:w="0" w:type="dxa"/>
-          </w:tblCellMar>
-        </w:tblPrEx>
         <w:tc>
           <w:tcPr>
             <w:tcW w:w="1800" w:type="dxa"/>
@@ -7100,12 +6996,6 @@
         <w:gridCol w:w="7560"/>
       </w:tblGrid>
       <w:tr>
-        <w:tblPrEx>
-          <w:tblCellMar>
-            <w:top w:w="0" w:type="dxa"/>
-            <w:bottom w:w="0" w:type="dxa"/>
-          </w:tblCellMar>
-        </w:tblPrEx>
         <w:tc>
           <w:tcPr>
             <w:tcW w:w="1800" w:type="dxa"/>
@@ -7168,12 +7058,6 @@
         </w:tc>
       </w:tr>
       <w:tr>
-        <w:tblPrEx>
-          <w:tblCellMar>
-            <w:top w:w="0" w:type="dxa"/>
-            <w:bottom w:w="0" w:type="dxa"/>
-          </w:tblCellMar>
-        </w:tblPrEx>
         <w:tc>
           <w:tcPr>
             <w:tcW w:w="1800" w:type="dxa"/>
@@ -7232,12 +7116,6 @@
         </w:tc>
       </w:tr>
       <w:tr>
-        <w:tblPrEx>
-          <w:tblCellMar>
-            <w:top w:w="0" w:type="dxa"/>
-            <w:bottom w:w="0" w:type="dxa"/>
-          </w:tblCellMar>
-        </w:tblPrEx>
         <w:tc>
           <w:tcPr>
             <w:tcW w:w="1800" w:type="dxa"/>
@@ -7296,12 +7174,6 @@
         </w:tc>
       </w:tr>
       <w:tr>
-        <w:tblPrEx>
-          <w:tblCellMar>
-            <w:top w:w="0" w:type="dxa"/>
-            <w:bottom w:w="0" w:type="dxa"/>
-          </w:tblCellMar>
-        </w:tblPrEx>
         <w:tc>
           <w:tcPr>
             <w:tcW w:w="1800" w:type="dxa"/>
@@ -7531,7 +7403,6 @@
         <w:spacing w:after="80"/>
         <w:ind w:left="360"/>
       </w:pPr>
-      <w:proofErr w:type="gramStart"/>
       <w:r>
         <w:rPr>
           <w:rFonts w:ascii="Consolas" w:eastAsia="Consolas" w:hAnsi="Consolas" w:cs="Consolas"/>
@@ -7541,9 +7412,8 @@
           <w:sz w:val="20"/>
           <w:szCs w:val="20"/>
         </w:rPr>
-        <w:t>*.log;*.txt</w:t>
-      </w:r>
-      <w:proofErr w:type="gramEnd"/>
+        <w:t>*.log; *.txt</w:t>
+      </w:r>
       <w:r>
         <w:rPr>
           <w:color w:val="404040"/>
@@ -7558,7 +7428,6 @@
         <w:spacing w:after="80"/>
         <w:ind w:left="360"/>
       </w:pPr>
-      <w:proofErr w:type="gramStart"/>
       <w:r>
         <w:rPr>
           <w:rFonts w:ascii="Consolas" w:eastAsia="Consolas" w:hAnsi="Consolas" w:cs="Consolas"/>
@@ -7570,15 +7439,6 @@
         </w:rPr>
         <w:t>report*</w:t>
       </w:r>
-      <w:r>
-        <w:rPr>
-          <w:color w:val="404040"/>
-          <w:sz w:val="20"/>
-          <w:szCs w:val="20"/>
-        </w:rPr>
-        <w:t xml:space="preserve"> —</w:t>
-      </w:r>
-      <w:proofErr w:type="gramEnd"/>
       <w:r>
         <w:rPr>
           <w:color w:val="404040"/>
@@ -7916,12 +7776,6 @@
         <w:gridCol w:w="9360"/>
       </w:tblGrid>
       <w:tr>
-        <w:tblPrEx>
-          <w:tblCellMar>
-            <w:top w:w="0" w:type="dxa"/>
-            <w:bottom w:w="0" w:type="dxa"/>
-          </w:tblCellMar>
-        </w:tblPrEx>
         <w:tc>
           <w:tcPr>
             <w:tcW w:w="9360" w:type="dxa"/>
@@ -7969,10 +7823,7 @@
     </w:p>
     <w:p>
       <w:r>
-        <w:t>Right clicking</w:t>
-      </w:r>
-      <w:r>
-        <w:t xml:space="preserve"> any item in the file list opens a context menu with the following options:</w:t>
+        <w:t>Right clicking any item in the file list opens a context menu with the following options:</w:t>
       </w:r>
     </w:p>
     <w:p>
@@ -8002,12 +7853,6 @@
         <w:gridCol w:w="6960"/>
       </w:tblGrid>
       <w:tr>
-        <w:tblPrEx>
-          <w:tblCellMar>
-            <w:top w:w="0" w:type="dxa"/>
-            <w:bottom w:w="0" w:type="dxa"/>
-          </w:tblCellMar>
-        </w:tblPrEx>
         <w:tc>
           <w:tcPr>
             <w:tcW w:w="2400" w:type="dxa"/>
@@ -8070,12 +7915,6 @@
         </w:tc>
       </w:tr>
       <w:tr>
-        <w:tblPrEx>
-          <w:tblCellMar>
-            <w:top w:w="0" w:type="dxa"/>
-            <w:bottom w:w="0" w:type="dxa"/>
-          </w:tblCellMar>
-        </w:tblPrEx>
         <w:tc>
           <w:tcPr>
             <w:tcW w:w="2400" w:type="dxa"/>
@@ -8150,12 +7989,6 @@
         </w:tc>
       </w:tr>
       <w:tr>
-        <w:tblPrEx>
-          <w:tblCellMar>
-            <w:top w:w="0" w:type="dxa"/>
-            <w:bottom w:w="0" w:type="dxa"/>
-          </w:tblCellMar>
-        </w:tblPrEx>
         <w:tc>
           <w:tcPr>
             <w:tcW w:w="2400" w:type="dxa"/>
@@ -8215,12 +8048,6 @@
         </w:tc>
       </w:tr>
       <w:tr>
-        <w:tblPrEx>
-          <w:tblCellMar>
-            <w:top w:w="0" w:type="dxa"/>
-            <w:bottom w:w="0" w:type="dxa"/>
-          </w:tblCellMar>
-        </w:tblPrEx>
         <w:tc>
           <w:tcPr>
             <w:tcW w:w="2400" w:type="dxa"/>
@@ -8280,12 +8107,6 @@
         </w:tc>
       </w:tr>
       <w:tr>
-        <w:tblPrEx>
-          <w:tblCellMar>
-            <w:top w:w="0" w:type="dxa"/>
-            <w:bottom w:w="0" w:type="dxa"/>
-          </w:tblCellMar>
-        </w:tblPrEx>
         <w:tc>
           <w:tcPr>
             <w:tcW w:w="2400" w:type="dxa"/>
@@ -8345,12 +8166,6 @@
         </w:tc>
       </w:tr>
       <w:tr>
-        <w:tblPrEx>
-          <w:tblCellMar>
-            <w:top w:w="0" w:type="dxa"/>
-            <w:bottom w:w="0" w:type="dxa"/>
-          </w:tblCellMar>
-        </w:tblPrEx>
         <w:tc>
           <w:tcPr>
             <w:tcW w:w="2400" w:type="dxa"/>
@@ -8410,12 +8225,6 @@
         </w:tc>
       </w:tr>
       <w:tr>
-        <w:tblPrEx>
-          <w:tblCellMar>
-            <w:top w:w="0" w:type="dxa"/>
-            <w:bottom w:w="0" w:type="dxa"/>
-          </w:tblCellMar>
-        </w:tblPrEx>
         <w:tc>
           <w:tcPr>
             <w:tcW w:w="2400" w:type="dxa"/>
@@ -8762,12 +8571,6 @@
         <w:gridCol w:w="9360"/>
       </w:tblGrid>
       <w:tr>
-        <w:tblPrEx>
-          <w:tblCellMar>
-            <w:top w:w="0" w:type="dxa"/>
-            <w:bottom w:w="0" w:type="dxa"/>
-          </w:tblCellMar>
-        </w:tblPrEx>
         <w:tc>
           <w:tcPr>
             <w:tcW w:w="9360" w:type="dxa"/>
@@ -8960,12 +8763,6 @@
         <w:gridCol w:w="6560"/>
       </w:tblGrid>
       <w:tr>
-        <w:tblPrEx>
-          <w:tblCellMar>
-            <w:top w:w="0" w:type="dxa"/>
-            <w:bottom w:w="0" w:type="dxa"/>
-          </w:tblCellMar>
-        </w:tblPrEx>
         <w:tc>
           <w:tcPr>
             <w:tcW w:w="2800" w:type="dxa"/>
@@ -9028,12 +8825,6 @@
         </w:tc>
       </w:tr>
       <w:tr>
-        <w:tblPrEx>
-          <w:tblCellMar>
-            <w:top w:w="0" w:type="dxa"/>
-            <w:bottom w:w="0" w:type="dxa"/>
-          </w:tblCellMar>
-        </w:tblPrEx>
         <w:tc>
           <w:tcPr>
             <w:tcW w:w="2800" w:type="dxa"/>
@@ -9093,12 +8884,6 @@
         </w:tc>
       </w:tr>
       <w:tr>
-        <w:tblPrEx>
-          <w:tblCellMar>
-            <w:top w:w="0" w:type="dxa"/>
-            <w:bottom w:w="0" w:type="dxa"/>
-          </w:tblCellMar>
-        </w:tblPrEx>
         <w:tc>
           <w:tcPr>
             <w:tcW w:w="2800" w:type="dxa"/>
@@ -9174,12 +8959,6 @@
         </w:tc>
       </w:tr>
       <w:tr>
-        <w:tblPrEx>
-          <w:tblCellMar>
-            <w:top w:w="0" w:type="dxa"/>
-            <w:bottom w:w="0" w:type="dxa"/>
-          </w:tblCellMar>
-        </w:tblPrEx>
         <w:tc>
           <w:tcPr>
             <w:tcW w:w="2800" w:type="dxa"/>
@@ -9239,12 +9018,6 @@
         </w:tc>
       </w:tr>
       <w:tr>
-        <w:tblPrEx>
-          <w:tblCellMar>
-            <w:top w:w="0" w:type="dxa"/>
-            <w:bottom w:w="0" w:type="dxa"/>
-          </w:tblCellMar>
-        </w:tblPrEx>
         <w:tc>
           <w:tcPr>
             <w:tcW w:w="2800" w:type="dxa"/>
@@ -9304,12 +9077,6 @@
         </w:tc>
       </w:tr>
       <w:tr>
-        <w:tblPrEx>
-          <w:tblCellMar>
-            <w:top w:w="0" w:type="dxa"/>
-            <w:bottom w:w="0" w:type="dxa"/>
-          </w:tblCellMar>
-        </w:tblPrEx>
         <w:tc>
           <w:tcPr>
             <w:tcW w:w="2800" w:type="dxa"/>
@@ -9369,12 +9136,6 @@
         </w:tc>
       </w:tr>
       <w:tr>
-        <w:tblPrEx>
-          <w:tblCellMar>
-            <w:top w:w="0" w:type="dxa"/>
-            <w:bottom w:w="0" w:type="dxa"/>
-          </w:tblCellMar>
-        </w:tblPrEx>
         <w:tc>
           <w:tcPr>
             <w:tcW w:w="2800" w:type="dxa"/>
@@ -9434,12 +9195,6 @@
         </w:tc>
       </w:tr>
       <w:tr>
-        <w:tblPrEx>
-          <w:tblCellMar>
-            <w:top w:w="0" w:type="dxa"/>
-            <w:bottom w:w="0" w:type="dxa"/>
-          </w:tblCellMar>
-        </w:tblPrEx>
         <w:tc>
           <w:tcPr>
             <w:tcW w:w="2800" w:type="dxa"/>
@@ -9499,12 +9254,6 @@
         </w:tc>
       </w:tr>
       <w:tr>
-        <w:tblPrEx>
-          <w:tblCellMar>
-            <w:top w:w="0" w:type="dxa"/>
-            <w:bottom w:w="0" w:type="dxa"/>
-          </w:tblCellMar>
-        </w:tblPrEx>
         <w:tc>
           <w:tcPr>
             <w:tcW w:w="2800" w:type="dxa"/>
@@ -9564,12 +9313,6 @@
         </w:tc>
       </w:tr>
       <w:tr>
-        <w:tblPrEx>
-          <w:tblCellMar>
-            <w:top w:w="0" w:type="dxa"/>
-            <w:bottom w:w="0" w:type="dxa"/>
-          </w:tblCellMar>
-        </w:tblPrEx>
         <w:tc>
           <w:tcPr>
             <w:tcW w:w="2800" w:type="dxa"/>
@@ -10124,12 +9867,6 @@
         <w:gridCol w:w="6960"/>
       </w:tblGrid>
       <w:tr>
-        <w:tblPrEx>
-          <w:tblCellMar>
-            <w:top w:w="0" w:type="dxa"/>
-            <w:bottom w:w="0" w:type="dxa"/>
-          </w:tblCellMar>
-        </w:tblPrEx>
         <w:tc>
           <w:tcPr>
             <w:tcW w:w="2400" w:type="dxa"/>
@@ -10192,12 +9929,6 @@
         </w:tc>
       </w:tr>
       <w:tr>
-        <w:tblPrEx>
-          <w:tblCellMar>
-            <w:top w:w="0" w:type="dxa"/>
-            <w:bottom w:w="0" w:type="dxa"/>
-          </w:tblCellMar>
-        </w:tblPrEx>
         <w:tc>
           <w:tcPr>
             <w:tcW w:w="2400" w:type="dxa"/>
@@ -10256,12 +9987,6 @@
         </w:tc>
       </w:tr>
       <w:tr>
-        <w:tblPrEx>
-          <w:tblCellMar>
-            <w:top w:w="0" w:type="dxa"/>
-            <w:bottom w:w="0" w:type="dxa"/>
-          </w:tblCellMar>
-        </w:tblPrEx>
         <w:tc>
           <w:tcPr>
             <w:tcW w:w="2400" w:type="dxa"/>
@@ -10320,12 +10045,6 @@
         </w:tc>
       </w:tr>
       <w:tr>
-        <w:tblPrEx>
-          <w:tblCellMar>
-            <w:top w:w="0" w:type="dxa"/>
-            <w:bottom w:w="0" w:type="dxa"/>
-          </w:tblCellMar>
-        </w:tblPrEx>
         <w:tc>
           <w:tcPr>
             <w:tcW w:w="2400" w:type="dxa"/>
@@ -10384,12 +10103,6 @@
         </w:tc>
       </w:tr>
       <w:tr>
-        <w:tblPrEx>
-          <w:tblCellMar>
-            <w:top w:w="0" w:type="dxa"/>
-            <w:bottom w:w="0" w:type="dxa"/>
-          </w:tblCellMar>
-        </w:tblPrEx>
         <w:tc>
           <w:tcPr>
             <w:tcW w:w="2400" w:type="dxa"/>
@@ -10448,12 +10161,6 @@
         </w:tc>
       </w:tr>
       <w:tr>
-        <w:tblPrEx>
-          <w:tblCellMar>
-            <w:top w:w="0" w:type="dxa"/>
-            <w:bottom w:w="0" w:type="dxa"/>
-          </w:tblCellMar>
-        </w:tblPrEx>
         <w:tc>
           <w:tcPr>
             <w:tcW w:w="2400" w:type="dxa"/>
@@ -10550,12 +10257,6 @@
         <w:gridCol w:w="5040"/>
       </w:tblGrid>
       <w:tr>
-        <w:tblPrEx>
-          <w:tblCellMar>
-            <w:top w:w="0" w:type="dxa"/>
-            <w:bottom w:w="0" w:type="dxa"/>
-          </w:tblCellMar>
-        </w:tblPrEx>
         <w:tc>
           <w:tcPr>
             <w:tcW w:w="1440" w:type="dxa"/>
@@ -10648,12 +10349,6 @@
         </w:tc>
       </w:tr>
       <w:tr>
-        <w:tblPrEx>
-          <w:tblCellMar>
-            <w:top w:w="0" w:type="dxa"/>
-            <w:bottom w:w="0" w:type="dxa"/>
-          </w:tblCellMar>
-        </w:tblPrEx>
         <w:tc>
           <w:tcPr>
             <w:tcW w:w="1440" w:type="dxa"/>
@@ -10742,12 +10437,6 @@
         </w:tc>
       </w:tr>
       <w:tr>
-        <w:tblPrEx>
-          <w:tblCellMar>
-            <w:top w:w="0" w:type="dxa"/>
-            <w:bottom w:w="0" w:type="dxa"/>
-          </w:tblCellMar>
-        </w:tblPrEx>
         <w:tc>
           <w:tcPr>
             <w:tcW w:w="1440" w:type="dxa"/>
@@ -10836,12 +10525,6 @@
         </w:tc>
       </w:tr>
       <w:tr>
-        <w:tblPrEx>
-          <w:tblCellMar>
-            <w:top w:w="0" w:type="dxa"/>
-            <w:bottom w:w="0" w:type="dxa"/>
-          </w:tblCellMar>
-        </w:tblPrEx>
         <w:tc>
           <w:tcPr>
             <w:tcW w:w="1440" w:type="dxa"/>
@@ -10930,12 +10613,6 @@
         </w:tc>
       </w:tr>
       <w:tr>
-        <w:tblPrEx>
-          <w:tblCellMar>
-            <w:top w:w="0" w:type="dxa"/>
-            <w:bottom w:w="0" w:type="dxa"/>
-          </w:tblCellMar>
-        </w:tblPrEx>
         <w:tc>
           <w:tcPr>
             <w:tcW w:w="1440" w:type="dxa"/>

--- a/FileExplorer_UserManual.docx
+++ b/FileExplorer_UserManual.docx
@@ -383,23 +383,7 @@
                 <w:sz w:val="20"/>
                 <w:szCs w:val="20"/>
               </w:rPr>
-              <w:t>Framework-</w:t>
-            </w:r>
-            <w:proofErr w:type="gramStart"/>
-            <w:r>
-              <w:rPr>
-                <w:sz w:val="20"/>
-                <w:szCs w:val="20"/>
-              </w:rPr>
-              <w:t>dependent</w:t>
-            </w:r>
-            <w:proofErr w:type="gramEnd"/>
-            <w:r>
-              <w:rPr>
-                <w:sz w:val="20"/>
-                <w:szCs w:val="20"/>
-              </w:rPr>
-              <w:t xml:space="preserve"> (requires .NET 9 Desktop Runtime to be installed separately) or self-contained single-file executable (all dependencies bundled)</w:t>
+              <w:t>Framework-dependent (requires .NET 9 Desktop Runtime to be installed separately) or self-contained single-file executable (all dependencies bundled)</w:t>
             </w:r>
           </w:p>
         </w:tc>
@@ -457,23 +441,7 @@
                 <w:sz w:val="20"/>
                 <w:szCs w:val="20"/>
               </w:rPr>
-              <w:t xml:space="preserve">No installer </w:t>
-            </w:r>
-            <w:proofErr w:type="gramStart"/>
-            <w:r>
-              <w:rPr>
-                <w:sz w:val="20"/>
-                <w:szCs w:val="20"/>
-              </w:rPr>
-              <w:t>required</w:t>
-            </w:r>
-            <w:proofErr w:type="gramEnd"/>
-            <w:r>
-              <w:rPr>
-                <w:sz w:val="20"/>
-                <w:szCs w:val="20"/>
-              </w:rPr>
-              <w:t>. Copy FileExplorer.exe to any local folder and double-click to run.</w:t>
+              <w:t>No installer required. Copy FileExplorer.exe to any local folder and double-click to run.</w:t>
             </w:r>
           </w:p>
         </w:tc>
@@ -578,17 +546,7 @@
         <w:spacing w:after="60"/>
       </w:pPr>
       <w:r>
-        <w:t>Write access to the folder containing FileExplorer.exe (or to %APPDATA%), so the application can save its settings file (</w:t>
-      </w:r>
-      <w:proofErr w:type="spellStart"/>
-      <w:proofErr w:type="gramStart"/>
-      <w:r>
-        <w:t>settings.json</w:t>
-      </w:r>
-      <w:proofErr w:type="spellEnd"/>
-      <w:proofErr w:type="gramEnd"/>
-      <w:r>
-        <w:t>) between sessions.</w:t>
+        <w:t>Write access to the folder containing FileExplorer.exe (or to %APPDATA%), so the application can save its settings file (settings.json) between sessions.</w:t>
       </w:r>
     </w:p>
     <w:p>
@@ -810,11 +768,7 @@
           </w:pPr>
           <w:r>
             <w:fldChar w:fldCharType="begin"/>
-          </w:r>
-          <w:r>
             <w:instrText>TOC \h \o "1-3"</w:instrText>
-          </w:r>
-          <w:r>
             <w:fldChar w:fldCharType="separate"/>
           </w:r>
           <w:hyperlink w:anchor="_Toc231988408" w:history="1">
@@ -830,40 +784,10 @@
                 <w:noProof/>
               </w:rPr>
               <w:tab/>
-            </w:r>
-            <w:r>
-              <w:rPr>
-                <w:noProof/>
-              </w:rPr>
               <w:fldChar w:fldCharType="begin"/>
-            </w:r>
-            <w:r>
-              <w:rPr>
-                <w:noProof/>
-              </w:rPr>
               <w:instrText xml:space="preserve"> PAGEREF _Toc231988408 \h </w:instrText>
-            </w:r>
-            <w:r>
-              <w:rPr>
-                <w:noProof/>
-              </w:rPr>
-            </w:r>
-            <w:r>
-              <w:rPr>
-                <w:noProof/>
-              </w:rPr>
               <w:fldChar w:fldCharType="separate"/>
-            </w:r>
-            <w:r>
-              <w:rPr>
-                <w:noProof/>
-              </w:rPr>
               <w:t>2</w:t>
-            </w:r>
-            <w:r>
-              <w:rPr>
-                <w:noProof/>
-              </w:rPr>
               <w:fldChar w:fldCharType="end"/>
             </w:r>
           </w:hyperlink>
@@ -891,40 +815,10 @@
                 <w:noProof/>
               </w:rPr>
               <w:tab/>
-            </w:r>
-            <w:r>
-              <w:rPr>
-                <w:noProof/>
-              </w:rPr>
               <w:fldChar w:fldCharType="begin"/>
-            </w:r>
-            <w:r>
-              <w:rPr>
-                <w:noProof/>
-              </w:rPr>
               <w:instrText xml:space="preserve"> PAGEREF _Toc231988409 \h </w:instrText>
-            </w:r>
-            <w:r>
-              <w:rPr>
-                <w:noProof/>
-              </w:rPr>
-            </w:r>
-            <w:r>
-              <w:rPr>
-                <w:noProof/>
-              </w:rPr>
               <w:fldChar w:fldCharType="separate"/>
-            </w:r>
-            <w:r>
-              <w:rPr>
-                <w:noProof/>
-              </w:rPr>
               <w:t>2</w:t>
-            </w:r>
-            <w:r>
-              <w:rPr>
-                <w:noProof/>
-              </w:rPr>
               <w:fldChar w:fldCharType="end"/>
             </w:r>
           </w:hyperlink>
@@ -952,40 +846,10 @@
                 <w:noProof/>
               </w:rPr>
               <w:tab/>
-            </w:r>
-            <w:r>
-              <w:rPr>
-                <w:noProof/>
-              </w:rPr>
               <w:fldChar w:fldCharType="begin"/>
-            </w:r>
-            <w:r>
-              <w:rPr>
-                <w:noProof/>
-              </w:rPr>
               <w:instrText xml:space="preserve"> PAGEREF _Toc231988410 \h </w:instrText>
-            </w:r>
-            <w:r>
-              <w:rPr>
-                <w:noProof/>
-              </w:rPr>
-            </w:r>
-            <w:r>
-              <w:rPr>
-                <w:noProof/>
-              </w:rPr>
               <w:fldChar w:fldCharType="separate"/>
-            </w:r>
-            <w:r>
-              <w:rPr>
-                <w:noProof/>
-              </w:rPr>
               <w:t>2</w:t>
-            </w:r>
-            <w:r>
-              <w:rPr>
-                <w:noProof/>
-              </w:rPr>
               <w:fldChar w:fldCharType="end"/>
             </w:r>
           </w:hyperlink>
@@ -1013,40 +877,10 @@
                 <w:noProof/>
               </w:rPr>
               <w:tab/>
-            </w:r>
-            <w:r>
-              <w:rPr>
-                <w:noProof/>
-              </w:rPr>
               <w:fldChar w:fldCharType="begin"/>
-            </w:r>
-            <w:r>
-              <w:rPr>
-                <w:noProof/>
-              </w:rPr>
               <w:instrText xml:space="preserve"> PAGEREF _Toc231988411 \h </w:instrText>
-            </w:r>
-            <w:r>
-              <w:rPr>
-                <w:noProof/>
-              </w:rPr>
-            </w:r>
-            <w:r>
-              <w:rPr>
-                <w:noProof/>
-              </w:rPr>
               <w:fldChar w:fldCharType="separate"/>
-            </w:r>
-            <w:r>
-              <w:rPr>
-                <w:noProof/>
-              </w:rPr>
               <w:t>2</w:t>
-            </w:r>
-            <w:r>
-              <w:rPr>
-                <w:noProof/>
-              </w:rPr>
               <w:fldChar w:fldCharType="end"/>
             </w:r>
           </w:hyperlink>
@@ -1074,40 +908,10 @@
                 <w:noProof/>
               </w:rPr>
               <w:tab/>
-            </w:r>
-            <w:r>
-              <w:rPr>
-                <w:noProof/>
-              </w:rPr>
               <w:fldChar w:fldCharType="begin"/>
-            </w:r>
-            <w:r>
-              <w:rPr>
-                <w:noProof/>
-              </w:rPr>
               <w:instrText xml:space="preserve"> PAGEREF _Toc231988412 \h </w:instrText>
-            </w:r>
-            <w:r>
-              <w:rPr>
-                <w:noProof/>
-              </w:rPr>
-            </w:r>
-            <w:r>
-              <w:rPr>
-                <w:noProof/>
-              </w:rPr>
               <w:fldChar w:fldCharType="separate"/>
-            </w:r>
-            <w:r>
-              <w:rPr>
-                <w:noProof/>
-              </w:rPr>
               <w:t>2</w:t>
-            </w:r>
-            <w:r>
-              <w:rPr>
-                <w:noProof/>
-              </w:rPr>
               <w:fldChar w:fldCharType="end"/>
             </w:r>
           </w:hyperlink>
@@ -1135,40 +939,10 @@
                 <w:noProof/>
               </w:rPr>
               <w:tab/>
-            </w:r>
-            <w:r>
-              <w:rPr>
-                <w:noProof/>
-              </w:rPr>
               <w:fldChar w:fldCharType="begin"/>
-            </w:r>
-            <w:r>
-              <w:rPr>
-                <w:noProof/>
-              </w:rPr>
               <w:instrText xml:space="preserve"> PAGEREF _Toc231988413 \h </w:instrText>
-            </w:r>
-            <w:r>
-              <w:rPr>
-                <w:noProof/>
-              </w:rPr>
-            </w:r>
-            <w:r>
-              <w:rPr>
-                <w:noProof/>
-              </w:rPr>
               <w:fldChar w:fldCharType="separate"/>
-            </w:r>
-            <w:r>
-              <w:rPr>
-                <w:noProof/>
-              </w:rPr>
               <w:t>3</w:t>
-            </w:r>
-            <w:r>
-              <w:rPr>
-                <w:noProof/>
-              </w:rPr>
               <w:fldChar w:fldCharType="end"/>
             </w:r>
           </w:hyperlink>
@@ -1196,40 +970,10 @@
                 <w:noProof/>
               </w:rPr>
               <w:tab/>
-            </w:r>
-            <w:r>
-              <w:rPr>
-                <w:noProof/>
-              </w:rPr>
               <w:fldChar w:fldCharType="begin"/>
-            </w:r>
-            <w:r>
-              <w:rPr>
-                <w:noProof/>
-              </w:rPr>
               <w:instrText xml:space="preserve"> PAGEREF _Toc231988414 \h </w:instrText>
-            </w:r>
-            <w:r>
-              <w:rPr>
-                <w:noProof/>
-              </w:rPr>
-            </w:r>
-            <w:r>
-              <w:rPr>
-                <w:noProof/>
-              </w:rPr>
               <w:fldChar w:fldCharType="separate"/>
-            </w:r>
-            <w:r>
-              <w:rPr>
-                <w:noProof/>
-              </w:rPr>
               <w:t>4</w:t>
-            </w:r>
-            <w:r>
-              <w:rPr>
-                <w:noProof/>
-              </w:rPr>
               <w:fldChar w:fldCharType="end"/>
             </w:r>
           </w:hyperlink>
@@ -1257,40 +1001,10 @@
                 <w:noProof/>
               </w:rPr>
               <w:tab/>
-            </w:r>
-            <w:r>
-              <w:rPr>
-                <w:noProof/>
-              </w:rPr>
               <w:fldChar w:fldCharType="begin"/>
-            </w:r>
-            <w:r>
-              <w:rPr>
-                <w:noProof/>
-              </w:rPr>
               <w:instrText xml:space="preserve"> PAGEREF _Toc231988415 \h </w:instrText>
-            </w:r>
-            <w:r>
-              <w:rPr>
-                <w:noProof/>
-              </w:rPr>
-            </w:r>
-            <w:r>
-              <w:rPr>
-                <w:noProof/>
-              </w:rPr>
               <w:fldChar w:fldCharType="separate"/>
-            </w:r>
-            <w:r>
-              <w:rPr>
-                <w:noProof/>
-              </w:rPr>
               <w:t>6</w:t>
-            </w:r>
-            <w:r>
-              <w:rPr>
-                <w:noProof/>
-              </w:rPr>
               <w:fldChar w:fldCharType="end"/>
             </w:r>
           </w:hyperlink>
@@ -1318,40 +1032,10 @@
                 <w:noProof/>
               </w:rPr>
               <w:tab/>
-            </w:r>
-            <w:r>
-              <w:rPr>
-                <w:noProof/>
-              </w:rPr>
               <w:fldChar w:fldCharType="begin"/>
-            </w:r>
-            <w:r>
-              <w:rPr>
-                <w:noProof/>
-              </w:rPr>
               <w:instrText xml:space="preserve"> PAGEREF _Toc231988416 \h </w:instrText>
-            </w:r>
-            <w:r>
-              <w:rPr>
-                <w:noProof/>
-              </w:rPr>
-            </w:r>
-            <w:r>
-              <w:rPr>
-                <w:noProof/>
-              </w:rPr>
               <w:fldChar w:fldCharType="separate"/>
-            </w:r>
-            <w:r>
-              <w:rPr>
-                <w:noProof/>
-              </w:rPr>
               <w:t>6</w:t>
-            </w:r>
-            <w:r>
-              <w:rPr>
-                <w:noProof/>
-              </w:rPr>
               <w:fldChar w:fldCharType="end"/>
             </w:r>
           </w:hyperlink>
@@ -1379,40 +1063,10 @@
                 <w:noProof/>
               </w:rPr>
               <w:tab/>
-            </w:r>
-            <w:r>
-              <w:rPr>
-                <w:noProof/>
-              </w:rPr>
               <w:fldChar w:fldCharType="begin"/>
-            </w:r>
-            <w:r>
-              <w:rPr>
-                <w:noProof/>
-              </w:rPr>
               <w:instrText xml:space="preserve"> PAGEREF _Toc231988417 \h </w:instrText>
-            </w:r>
-            <w:r>
-              <w:rPr>
-                <w:noProof/>
-              </w:rPr>
-            </w:r>
-            <w:r>
-              <w:rPr>
-                <w:noProof/>
-              </w:rPr>
               <w:fldChar w:fldCharType="separate"/>
-            </w:r>
-            <w:r>
-              <w:rPr>
-                <w:noProof/>
-              </w:rPr>
               <w:t>6</w:t>
-            </w:r>
-            <w:r>
-              <w:rPr>
-                <w:noProof/>
-              </w:rPr>
               <w:fldChar w:fldCharType="end"/>
             </w:r>
           </w:hyperlink>
@@ -1440,40 +1094,10 @@
                 <w:noProof/>
               </w:rPr>
               <w:tab/>
-            </w:r>
-            <w:r>
-              <w:rPr>
-                <w:noProof/>
-              </w:rPr>
               <w:fldChar w:fldCharType="begin"/>
-            </w:r>
-            <w:r>
-              <w:rPr>
-                <w:noProof/>
-              </w:rPr>
               <w:instrText xml:space="preserve"> PAGEREF _Toc231988418 \h </w:instrText>
-            </w:r>
-            <w:r>
-              <w:rPr>
-                <w:noProof/>
-              </w:rPr>
-            </w:r>
-            <w:r>
-              <w:rPr>
-                <w:noProof/>
-              </w:rPr>
               <w:fldChar w:fldCharType="separate"/>
-            </w:r>
-            <w:r>
-              <w:rPr>
-                <w:noProof/>
-              </w:rPr>
               <w:t>6</w:t>
-            </w:r>
-            <w:r>
-              <w:rPr>
-                <w:noProof/>
-              </w:rPr>
               <w:fldChar w:fldCharType="end"/>
             </w:r>
           </w:hyperlink>
@@ -1501,40 +1125,10 @@
                 <w:noProof/>
               </w:rPr>
               <w:tab/>
-            </w:r>
-            <w:r>
-              <w:rPr>
-                <w:noProof/>
-              </w:rPr>
               <w:fldChar w:fldCharType="begin"/>
-            </w:r>
-            <w:r>
-              <w:rPr>
-                <w:noProof/>
-              </w:rPr>
               <w:instrText xml:space="preserve"> PAGEREF _Toc231988419 \h </w:instrText>
-            </w:r>
-            <w:r>
-              <w:rPr>
-                <w:noProof/>
-              </w:rPr>
-            </w:r>
-            <w:r>
-              <w:rPr>
-                <w:noProof/>
-              </w:rPr>
               <w:fldChar w:fldCharType="separate"/>
-            </w:r>
-            <w:r>
-              <w:rPr>
-                <w:noProof/>
-              </w:rPr>
               <w:t>6</w:t>
-            </w:r>
-            <w:r>
-              <w:rPr>
-                <w:noProof/>
-              </w:rPr>
               <w:fldChar w:fldCharType="end"/>
             </w:r>
           </w:hyperlink>
@@ -1562,40 +1156,10 @@
                 <w:noProof/>
               </w:rPr>
               <w:tab/>
-            </w:r>
-            <w:r>
-              <w:rPr>
-                <w:noProof/>
-              </w:rPr>
               <w:fldChar w:fldCharType="begin"/>
-            </w:r>
-            <w:r>
-              <w:rPr>
-                <w:noProof/>
-              </w:rPr>
               <w:instrText xml:space="preserve"> PAGEREF _Toc231988420 \h </w:instrText>
-            </w:r>
-            <w:r>
-              <w:rPr>
-                <w:noProof/>
-              </w:rPr>
-            </w:r>
-            <w:r>
-              <w:rPr>
-                <w:noProof/>
-              </w:rPr>
               <w:fldChar w:fldCharType="separate"/>
-            </w:r>
-            <w:r>
-              <w:rPr>
-                <w:noProof/>
-              </w:rPr>
               <w:t>7</w:t>
-            </w:r>
-            <w:r>
-              <w:rPr>
-                <w:noProof/>
-              </w:rPr>
               <w:fldChar w:fldCharType="end"/>
             </w:r>
           </w:hyperlink>
@@ -1623,40 +1187,10 @@
                 <w:noProof/>
               </w:rPr>
               <w:tab/>
-            </w:r>
-            <w:r>
-              <w:rPr>
-                <w:noProof/>
-              </w:rPr>
               <w:fldChar w:fldCharType="begin"/>
-            </w:r>
-            <w:r>
-              <w:rPr>
-                <w:noProof/>
-              </w:rPr>
               <w:instrText xml:space="preserve"> PAGEREF _Toc231988421 \h </w:instrText>
-            </w:r>
-            <w:r>
-              <w:rPr>
-                <w:noProof/>
-              </w:rPr>
-            </w:r>
-            <w:r>
-              <w:rPr>
-                <w:noProof/>
-              </w:rPr>
               <w:fldChar w:fldCharType="separate"/>
-            </w:r>
-            <w:r>
-              <w:rPr>
-                <w:noProof/>
-              </w:rPr>
               <w:t>7</w:t>
-            </w:r>
-            <w:r>
-              <w:rPr>
-                <w:noProof/>
-              </w:rPr>
               <w:fldChar w:fldCharType="end"/>
             </w:r>
           </w:hyperlink>
@@ -1684,40 +1218,10 @@
                 <w:noProof/>
               </w:rPr>
               <w:tab/>
-            </w:r>
-            <w:r>
-              <w:rPr>
-                <w:noProof/>
-              </w:rPr>
               <w:fldChar w:fldCharType="begin"/>
-            </w:r>
-            <w:r>
-              <w:rPr>
-                <w:noProof/>
-              </w:rPr>
               <w:instrText xml:space="preserve"> PAGEREF _Toc231988422 \h </w:instrText>
-            </w:r>
-            <w:r>
-              <w:rPr>
-                <w:noProof/>
-              </w:rPr>
-            </w:r>
-            <w:r>
-              <w:rPr>
-                <w:noProof/>
-              </w:rPr>
               <w:fldChar w:fldCharType="separate"/>
-            </w:r>
-            <w:r>
-              <w:rPr>
-                <w:noProof/>
-              </w:rPr>
               <w:t>8</w:t>
-            </w:r>
-            <w:r>
-              <w:rPr>
-                <w:noProof/>
-              </w:rPr>
               <w:fldChar w:fldCharType="end"/>
             </w:r>
           </w:hyperlink>
@@ -1745,40 +1249,10 @@
                 <w:noProof/>
               </w:rPr>
               <w:tab/>
-            </w:r>
-            <w:r>
-              <w:rPr>
-                <w:noProof/>
-              </w:rPr>
               <w:fldChar w:fldCharType="begin"/>
-            </w:r>
-            <w:r>
-              <w:rPr>
-                <w:noProof/>
-              </w:rPr>
               <w:instrText xml:space="preserve"> PAGEREF _Toc231988423 \h </w:instrText>
-            </w:r>
-            <w:r>
-              <w:rPr>
-                <w:noProof/>
-              </w:rPr>
-            </w:r>
-            <w:r>
-              <w:rPr>
-                <w:noProof/>
-              </w:rPr>
               <w:fldChar w:fldCharType="separate"/>
-            </w:r>
-            <w:r>
-              <w:rPr>
-                <w:noProof/>
-              </w:rPr>
               <w:t>8</w:t>
-            </w:r>
-            <w:r>
-              <w:rPr>
-                <w:noProof/>
-              </w:rPr>
               <w:fldChar w:fldCharType="end"/>
             </w:r>
           </w:hyperlink>
@@ -1806,40 +1280,10 @@
                 <w:noProof/>
               </w:rPr>
               <w:tab/>
-            </w:r>
-            <w:r>
-              <w:rPr>
-                <w:noProof/>
-              </w:rPr>
               <w:fldChar w:fldCharType="begin"/>
-            </w:r>
-            <w:r>
-              <w:rPr>
-                <w:noProof/>
-              </w:rPr>
               <w:instrText xml:space="preserve"> PAGEREF _Toc231988424 \h </w:instrText>
-            </w:r>
-            <w:r>
-              <w:rPr>
-                <w:noProof/>
-              </w:rPr>
-            </w:r>
-            <w:r>
-              <w:rPr>
-                <w:noProof/>
-              </w:rPr>
               <w:fldChar w:fldCharType="separate"/>
-            </w:r>
-            <w:r>
-              <w:rPr>
-                <w:noProof/>
-              </w:rPr>
               <w:t>8</w:t>
-            </w:r>
-            <w:r>
-              <w:rPr>
-                <w:noProof/>
-              </w:rPr>
               <w:fldChar w:fldCharType="end"/>
             </w:r>
           </w:hyperlink>
@@ -1867,40 +1311,10 @@
                 <w:noProof/>
               </w:rPr>
               <w:tab/>
-            </w:r>
-            <w:r>
-              <w:rPr>
-                <w:noProof/>
-              </w:rPr>
               <w:fldChar w:fldCharType="begin"/>
-            </w:r>
-            <w:r>
-              <w:rPr>
-                <w:noProof/>
-              </w:rPr>
               <w:instrText xml:space="preserve"> PAGEREF _Toc231988425 \h </w:instrText>
-            </w:r>
-            <w:r>
-              <w:rPr>
-                <w:noProof/>
-              </w:rPr>
-            </w:r>
-            <w:r>
-              <w:rPr>
-                <w:noProof/>
-              </w:rPr>
               <w:fldChar w:fldCharType="separate"/>
-            </w:r>
-            <w:r>
-              <w:rPr>
-                <w:noProof/>
-              </w:rPr>
               <w:t>8</w:t>
-            </w:r>
-            <w:r>
-              <w:rPr>
-                <w:noProof/>
-              </w:rPr>
               <w:fldChar w:fldCharType="end"/>
             </w:r>
           </w:hyperlink>
@@ -1928,40 +1342,10 @@
                 <w:noProof/>
               </w:rPr>
               <w:tab/>
-            </w:r>
-            <w:r>
-              <w:rPr>
-                <w:noProof/>
-              </w:rPr>
               <w:fldChar w:fldCharType="begin"/>
-            </w:r>
-            <w:r>
-              <w:rPr>
-                <w:noProof/>
-              </w:rPr>
               <w:instrText xml:space="preserve"> PAGEREF _Toc231988426 \h </w:instrText>
-            </w:r>
-            <w:r>
-              <w:rPr>
-                <w:noProof/>
-              </w:rPr>
-            </w:r>
-            <w:r>
-              <w:rPr>
-                <w:noProof/>
-              </w:rPr>
               <w:fldChar w:fldCharType="separate"/>
-            </w:r>
-            <w:r>
-              <w:rPr>
-                <w:noProof/>
-              </w:rPr>
               <w:t>8</w:t>
-            </w:r>
-            <w:r>
-              <w:rPr>
-                <w:noProof/>
-              </w:rPr>
               <w:fldChar w:fldCharType="end"/>
             </w:r>
           </w:hyperlink>
@@ -1989,40 +1373,10 @@
                 <w:noProof/>
               </w:rPr>
               <w:tab/>
-            </w:r>
-            <w:r>
-              <w:rPr>
-                <w:noProof/>
-              </w:rPr>
               <w:fldChar w:fldCharType="begin"/>
-            </w:r>
-            <w:r>
-              <w:rPr>
-                <w:noProof/>
-              </w:rPr>
               <w:instrText xml:space="preserve"> PAGEREF _Toc231988427 \h </w:instrText>
-            </w:r>
-            <w:r>
-              <w:rPr>
-                <w:noProof/>
-              </w:rPr>
-            </w:r>
-            <w:r>
-              <w:rPr>
-                <w:noProof/>
-              </w:rPr>
               <w:fldChar w:fldCharType="separate"/>
-            </w:r>
-            <w:r>
-              <w:rPr>
-                <w:noProof/>
-              </w:rPr>
               <w:t>9</w:t>
-            </w:r>
-            <w:r>
-              <w:rPr>
-                <w:noProof/>
-              </w:rPr>
               <w:fldChar w:fldCharType="end"/>
             </w:r>
           </w:hyperlink>
@@ -2050,40 +1404,10 @@
                 <w:noProof/>
               </w:rPr>
               <w:tab/>
-            </w:r>
-            <w:r>
-              <w:rPr>
-                <w:noProof/>
-              </w:rPr>
               <w:fldChar w:fldCharType="begin"/>
-            </w:r>
-            <w:r>
-              <w:rPr>
-                <w:noProof/>
-              </w:rPr>
               <w:instrText xml:space="preserve"> PAGEREF _Toc231988428 \h </w:instrText>
-            </w:r>
-            <w:r>
-              <w:rPr>
-                <w:noProof/>
-              </w:rPr>
-            </w:r>
-            <w:r>
-              <w:rPr>
-                <w:noProof/>
-              </w:rPr>
               <w:fldChar w:fldCharType="separate"/>
-            </w:r>
-            <w:r>
-              <w:rPr>
-                <w:noProof/>
-              </w:rPr>
               <w:t>9</w:t>
-            </w:r>
-            <w:r>
-              <w:rPr>
-                <w:noProof/>
-              </w:rPr>
               <w:fldChar w:fldCharType="end"/>
             </w:r>
           </w:hyperlink>
@@ -2111,40 +1435,10 @@
                 <w:noProof/>
               </w:rPr>
               <w:tab/>
-            </w:r>
-            <w:r>
-              <w:rPr>
-                <w:noProof/>
-              </w:rPr>
               <w:fldChar w:fldCharType="begin"/>
-            </w:r>
-            <w:r>
-              <w:rPr>
-                <w:noProof/>
-              </w:rPr>
               <w:instrText xml:space="preserve"> PAGEREF _Toc231988429 \h </w:instrText>
-            </w:r>
-            <w:r>
-              <w:rPr>
-                <w:noProof/>
-              </w:rPr>
-            </w:r>
-            <w:r>
-              <w:rPr>
-                <w:noProof/>
-              </w:rPr>
               <w:fldChar w:fldCharType="separate"/>
-            </w:r>
-            <w:r>
-              <w:rPr>
-                <w:noProof/>
-              </w:rPr>
               <w:t>10</w:t>
-            </w:r>
-            <w:r>
-              <w:rPr>
-                <w:noProof/>
-              </w:rPr>
               <w:fldChar w:fldCharType="end"/>
             </w:r>
           </w:hyperlink>
@@ -2172,40 +1466,10 @@
                 <w:noProof/>
               </w:rPr>
               <w:tab/>
-            </w:r>
-            <w:r>
-              <w:rPr>
-                <w:noProof/>
-              </w:rPr>
               <w:fldChar w:fldCharType="begin"/>
-            </w:r>
-            <w:r>
-              <w:rPr>
-                <w:noProof/>
-              </w:rPr>
               <w:instrText xml:space="preserve"> PAGEREF _Toc231988430 \h </w:instrText>
-            </w:r>
-            <w:r>
-              <w:rPr>
-                <w:noProof/>
-              </w:rPr>
-            </w:r>
-            <w:r>
-              <w:rPr>
-                <w:noProof/>
-              </w:rPr>
               <w:fldChar w:fldCharType="separate"/>
-            </w:r>
-            <w:r>
-              <w:rPr>
-                <w:noProof/>
-              </w:rPr>
               <w:t>10</w:t>
-            </w:r>
-            <w:r>
-              <w:rPr>
-                <w:noProof/>
-              </w:rPr>
               <w:fldChar w:fldCharType="end"/>
             </w:r>
           </w:hyperlink>
@@ -2233,40 +1497,10 @@
                 <w:noProof/>
               </w:rPr>
               <w:tab/>
-            </w:r>
-            <w:r>
-              <w:rPr>
-                <w:noProof/>
-              </w:rPr>
               <w:fldChar w:fldCharType="begin"/>
-            </w:r>
-            <w:r>
-              <w:rPr>
-                <w:noProof/>
-              </w:rPr>
               <w:instrText xml:space="preserve"> PAGEREF _Toc231988431 \h </w:instrText>
-            </w:r>
-            <w:r>
-              <w:rPr>
-                <w:noProof/>
-              </w:rPr>
-            </w:r>
-            <w:r>
-              <w:rPr>
-                <w:noProof/>
-              </w:rPr>
               <w:fldChar w:fldCharType="separate"/>
-            </w:r>
-            <w:r>
-              <w:rPr>
-                <w:noProof/>
-              </w:rPr>
               <w:t>10</w:t>
-            </w:r>
-            <w:r>
-              <w:rPr>
-                <w:noProof/>
-              </w:rPr>
               <w:fldChar w:fldCharType="end"/>
             </w:r>
           </w:hyperlink>
@@ -2294,40 +1528,10 @@
                 <w:noProof/>
               </w:rPr>
               <w:tab/>
-            </w:r>
-            <w:r>
-              <w:rPr>
-                <w:noProof/>
-              </w:rPr>
               <w:fldChar w:fldCharType="begin"/>
-            </w:r>
-            <w:r>
-              <w:rPr>
-                <w:noProof/>
-              </w:rPr>
               <w:instrText xml:space="preserve"> PAGEREF _Toc231988432 \h </w:instrText>
-            </w:r>
-            <w:r>
-              <w:rPr>
-                <w:noProof/>
-              </w:rPr>
-            </w:r>
-            <w:r>
-              <w:rPr>
-                <w:noProof/>
-              </w:rPr>
               <w:fldChar w:fldCharType="separate"/>
-            </w:r>
-            <w:r>
-              <w:rPr>
-                <w:noProof/>
-              </w:rPr>
               <w:t>10</w:t>
-            </w:r>
-            <w:r>
-              <w:rPr>
-                <w:noProof/>
-              </w:rPr>
               <w:fldChar w:fldCharType="end"/>
             </w:r>
           </w:hyperlink>
@@ -2355,40 +1559,10 @@
                 <w:noProof/>
               </w:rPr>
               <w:tab/>
-            </w:r>
-            <w:r>
-              <w:rPr>
-                <w:noProof/>
-              </w:rPr>
               <w:fldChar w:fldCharType="begin"/>
-            </w:r>
-            <w:r>
-              <w:rPr>
-                <w:noProof/>
-              </w:rPr>
               <w:instrText xml:space="preserve"> PAGEREF _Toc231988433 \h </w:instrText>
-            </w:r>
-            <w:r>
-              <w:rPr>
-                <w:noProof/>
-              </w:rPr>
-            </w:r>
-            <w:r>
-              <w:rPr>
-                <w:noProof/>
-              </w:rPr>
               <w:fldChar w:fldCharType="separate"/>
-            </w:r>
-            <w:r>
-              <w:rPr>
-                <w:noProof/>
-              </w:rPr>
               <w:t>10</w:t>
-            </w:r>
-            <w:r>
-              <w:rPr>
-                <w:noProof/>
-              </w:rPr>
               <w:fldChar w:fldCharType="end"/>
             </w:r>
           </w:hyperlink>
@@ -2416,40 +1590,10 @@
                 <w:noProof/>
               </w:rPr>
               <w:tab/>
-            </w:r>
-            <w:r>
-              <w:rPr>
-                <w:noProof/>
-              </w:rPr>
               <w:fldChar w:fldCharType="begin"/>
-            </w:r>
-            <w:r>
-              <w:rPr>
-                <w:noProof/>
-              </w:rPr>
               <w:instrText xml:space="preserve"> PAGEREF _Toc231988434 \h </w:instrText>
-            </w:r>
-            <w:r>
-              <w:rPr>
-                <w:noProof/>
-              </w:rPr>
-            </w:r>
-            <w:r>
-              <w:rPr>
-                <w:noProof/>
-              </w:rPr>
               <w:fldChar w:fldCharType="separate"/>
-            </w:r>
-            <w:r>
-              <w:rPr>
-                <w:noProof/>
-              </w:rPr>
               <w:t>10</w:t>
-            </w:r>
-            <w:r>
-              <w:rPr>
-                <w:noProof/>
-              </w:rPr>
               <w:fldChar w:fldCharType="end"/>
             </w:r>
           </w:hyperlink>
@@ -2477,40 +1621,10 @@
                 <w:noProof/>
               </w:rPr>
               <w:tab/>
-            </w:r>
-            <w:r>
-              <w:rPr>
-                <w:noProof/>
-              </w:rPr>
               <w:fldChar w:fldCharType="begin"/>
-            </w:r>
-            <w:r>
-              <w:rPr>
-                <w:noProof/>
-              </w:rPr>
               <w:instrText xml:space="preserve"> PAGEREF _Toc231988435 \h </w:instrText>
-            </w:r>
-            <w:r>
-              <w:rPr>
-                <w:noProof/>
-              </w:rPr>
-            </w:r>
-            <w:r>
-              <w:rPr>
-                <w:noProof/>
-              </w:rPr>
               <w:fldChar w:fldCharType="separate"/>
-            </w:r>
-            <w:r>
-              <w:rPr>
-                <w:noProof/>
-              </w:rPr>
               <w:t>12</w:t>
-            </w:r>
-            <w:r>
-              <w:rPr>
-                <w:noProof/>
-              </w:rPr>
               <w:fldChar w:fldCharType="end"/>
             </w:r>
           </w:hyperlink>
@@ -2538,40 +1652,10 @@
                 <w:noProof/>
               </w:rPr>
               <w:tab/>
-            </w:r>
-            <w:r>
-              <w:rPr>
-                <w:noProof/>
-              </w:rPr>
               <w:fldChar w:fldCharType="begin"/>
-            </w:r>
-            <w:r>
-              <w:rPr>
-                <w:noProof/>
-              </w:rPr>
               <w:instrText xml:space="preserve"> PAGEREF _Toc231988436 \h </w:instrText>
-            </w:r>
-            <w:r>
-              <w:rPr>
-                <w:noProof/>
-              </w:rPr>
-            </w:r>
-            <w:r>
-              <w:rPr>
-                <w:noProof/>
-              </w:rPr>
               <w:fldChar w:fldCharType="separate"/>
-            </w:r>
-            <w:r>
-              <w:rPr>
-                <w:noProof/>
-              </w:rPr>
               <w:t>12</w:t>
-            </w:r>
-            <w:r>
-              <w:rPr>
-                <w:noProof/>
-              </w:rPr>
               <w:fldChar w:fldCharType="end"/>
             </w:r>
           </w:hyperlink>
@@ -2599,40 +1683,10 @@
                 <w:noProof/>
               </w:rPr>
               <w:tab/>
-            </w:r>
-            <w:r>
-              <w:rPr>
-                <w:noProof/>
-              </w:rPr>
               <w:fldChar w:fldCharType="begin"/>
-            </w:r>
-            <w:r>
-              <w:rPr>
-                <w:noProof/>
-              </w:rPr>
               <w:instrText xml:space="preserve"> PAGEREF _Toc231988437 \h </w:instrText>
-            </w:r>
-            <w:r>
-              <w:rPr>
-                <w:noProof/>
-              </w:rPr>
-            </w:r>
-            <w:r>
-              <w:rPr>
-                <w:noProof/>
-              </w:rPr>
               <w:fldChar w:fldCharType="separate"/>
-            </w:r>
-            <w:r>
-              <w:rPr>
-                <w:noProof/>
-              </w:rPr>
               <w:t>12</w:t>
-            </w:r>
-            <w:r>
-              <w:rPr>
-                <w:noProof/>
-              </w:rPr>
               <w:fldChar w:fldCharType="end"/>
             </w:r>
           </w:hyperlink>
@@ -2660,40 +1714,10 @@
                 <w:noProof/>
               </w:rPr>
               <w:tab/>
-            </w:r>
-            <w:r>
-              <w:rPr>
-                <w:noProof/>
-              </w:rPr>
               <w:fldChar w:fldCharType="begin"/>
-            </w:r>
-            <w:r>
-              <w:rPr>
-                <w:noProof/>
-              </w:rPr>
               <w:instrText xml:space="preserve"> PAGEREF _Toc231988438 \h </w:instrText>
-            </w:r>
-            <w:r>
-              <w:rPr>
-                <w:noProof/>
-              </w:rPr>
-            </w:r>
-            <w:r>
-              <w:rPr>
-                <w:noProof/>
-              </w:rPr>
               <w:fldChar w:fldCharType="separate"/>
-            </w:r>
-            <w:r>
-              <w:rPr>
-                <w:noProof/>
-              </w:rPr>
               <w:t>12</w:t>
-            </w:r>
-            <w:r>
-              <w:rPr>
-                <w:noProof/>
-              </w:rPr>
               <w:fldChar w:fldCharType="end"/>
             </w:r>
           </w:hyperlink>
@@ -2721,40 +1745,10 @@
                 <w:noProof/>
               </w:rPr>
               <w:tab/>
-            </w:r>
-            <w:r>
-              <w:rPr>
-                <w:noProof/>
-              </w:rPr>
               <w:fldChar w:fldCharType="begin"/>
-            </w:r>
-            <w:r>
-              <w:rPr>
-                <w:noProof/>
-              </w:rPr>
               <w:instrText xml:space="preserve"> PAGEREF _Toc231988439 \h </w:instrText>
-            </w:r>
-            <w:r>
-              <w:rPr>
-                <w:noProof/>
-              </w:rPr>
-            </w:r>
-            <w:r>
-              <w:rPr>
-                <w:noProof/>
-              </w:rPr>
               <w:fldChar w:fldCharType="separate"/>
-            </w:r>
-            <w:r>
-              <w:rPr>
-                <w:noProof/>
-              </w:rPr>
               <w:t>13</w:t>
-            </w:r>
-            <w:r>
-              <w:rPr>
-                <w:noProof/>
-              </w:rPr>
               <w:fldChar w:fldCharType="end"/>
             </w:r>
           </w:hyperlink>
@@ -2782,40 +1776,10 @@
                 <w:noProof/>
               </w:rPr>
               <w:tab/>
-            </w:r>
-            <w:r>
-              <w:rPr>
-                <w:noProof/>
-              </w:rPr>
               <w:fldChar w:fldCharType="begin"/>
-            </w:r>
-            <w:r>
-              <w:rPr>
-                <w:noProof/>
-              </w:rPr>
               <w:instrText xml:space="preserve"> PAGEREF _Toc231988440 \h </w:instrText>
-            </w:r>
-            <w:r>
-              <w:rPr>
-                <w:noProof/>
-              </w:rPr>
-            </w:r>
-            <w:r>
-              <w:rPr>
-                <w:noProof/>
-              </w:rPr>
               <w:fldChar w:fldCharType="separate"/>
-            </w:r>
-            <w:r>
-              <w:rPr>
-                <w:noProof/>
-              </w:rPr>
               <w:t>14</w:t>
-            </w:r>
-            <w:r>
-              <w:rPr>
-                <w:noProof/>
-              </w:rPr>
               <w:fldChar w:fldCharType="end"/>
             </w:r>
           </w:hyperlink>
@@ -2843,40 +1807,10 @@
                 <w:noProof/>
               </w:rPr>
               <w:tab/>
-            </w:r>
-            <w:r>
-              <w:rPr>
-                <w:noProof/>
-              </w:rPr>
               <w:fldChar w:fldCharType="begin"/>
-            </w:r>
-            <w:r>
-              <w:rPr>
-                <w:noProof/>
-              </w:rPr>
               <w:instrText xml:space="preserve"> PAGEREF _Toc231988441 \h </w:instrText>
-            </w:r>
-            <w:r>
-              <w:rPr>
-                <w:noProof/>
-              </w:rPr>
-            </w:r>
-            <w:r>
-              <w:rPr>
-                <w:noProof/>
-              </w:rPr>
               <w:fldChar w:fldCharType="separate"/>
-            </w:r>
-            <w:r>
-              <w:rPr>
-                <w:noProof/>
-              </w:rPr>
               <w:t>14</w:t>
-            </w:r>
-            <w:r>
-              <w:rPr>
-                <w:noProof/>
-              </w:rPr>
               <w:fldChar w:fldCharType="end"/>
             </w:r>
           </w:hyperlink>
@@ -2904,40 +1838,10 @@
                 <w:noProof/>
               </w:rPr>
               <w:tab/>
-            </w:r>
-            <w:r>
-              <w:rPr>
-                <w:noProof/>
-              </w:rPr>
               <w:fldChar w:fldCharType="begin"/>
-            </w:r>
-            <w:r>
-              <w:rPr>
-                <w:noProof/>
-              </w:rPr>
               <w:instrText xml:space="preserve"> PAGEREF _Toc231988442 \h </w:instrText>
-            </w:r>
-            <w:r>
-              <w:rPr>
-                <w:noProof/>
-              </w:rPr>
-            </w:r>
-            <w:r>
-              <w:rPr>
-                <w:noProof/>
-              </w:rPr>
               <w:fldChar w:fldCharType="separate"/>
-            </w:r>
-            <w:r>
-              <w:rPr>
-                <w:noProof/>
-              </w:rPr>
               <w:t>14</w:t>
-            </w:r>
-            <w:r>
-              <w:rPr>
-                <w:noProof/>
-              </w:rPr>
               <w:fldChar w:fldCharType="end"/>
             </w:r>
           </w:hyperlink>
@@ -2965,40 +1869,10 @@
                 <w:noProof/>
               </w:rPr>
               <w:tab/>
-            </w:r>
-            <w:r>
-              <w:rPr>
-                <w:noProof/>
-              </w:rPr>
               <w:fldChar w:fldCharType="begin"/>
-            </w:r>
-            <w:r>
-              <w:rPr>
-                <w:noProof/>
-              </w:rPr>
               <w:instrText xml:space="preserve"> PAGEREF _Toc231988443 \h </w:instrText>
-            </w:r>
-            <w:r>
-              <w:rPr>
-                <w:noProof/>
-              </w:rPr>
-            </w:r>
-            <w:r>
-              <w:rPr>
-                <w:noProof/>
-              </w:rPr>
               <w:fldChar w:fldCharType="separate"/>
-            </w:r>
-            <w:r>
-              <w:rPr>
-                <w:noProof/>
-              </w:rPr>
               <w:t>14</w:t>
-            </w:r>
-            <w:r>
-              <w:rPr>
-                <w:noProof/>
-              </w:rPr>
               <w:fldChar w:fldCharType="end"/>
             </w:r>
           </w:hyperlink>
@@ -3026,40 +1900,10 @@
                 <w:noProof/>
               </w:rPr>
               <w:tab/>
-            </w:r>
-            <w:r>
-              <w:rPr>
-                <w:noProof/>
-              </w:rPr>
               <w:fldChar w:fldCharType="begin"/>
-            </w:r>
-            <w:r>
-              <w:rPr>
-                <w:noProof/>
-              </w:rPr>
               <w:instrText xml:space="preserve"> PAGEREF _Toc231988444 \h </w:instrText>
-            </w:r>
-            <w:r>
-              <w:rPr>
-                <w:noProof/>
-              </w:rPr>
-            </w:r>
-            <w:r>
-              <w:rPr>
-                <w:noProof/>
-              </w:rPr>
               <w:fldChar w:fldCharType="separate"/>
-            </w:r>
-            <w:r>
-              <w:rPr>
-                <w:noProof/>
-              </w:rPr>
               <w:t>14</w:t>
-            </w:r>
-            <w:r>
-              <w:rPr>
-                <w:noProof/>
-              </w:rPr>
               <w:fldChar w:fldCharType="end"/>
             </w:r>
           </w:hyperlink>
@@ -3087,40 +1931,10 @@
                 <w:noProof/>
               </w:rPr>
               <w:tab/>
-            </w:r>
-            <w:r>
-              <w:rPr>
-                <w:noProof/>
-              </w:rPr>
               <w:fldChar w:fldCharType="begin"/>
-            </w:r>
-            <w:r>
-              <w:rPr>
-                <w:noProof/>
-              </w:rPr>
               <w:instrText xml:space="preserve"> PAGEREF _Toc231988445 \h </w:instrText>
-            </w:r>
-            <w:r>
-              <w:rPr>
-                <w:noProof/>
-              </w:rPr>
-            </w:r>
-            <w:r>
-              <w:rPr>
-                <w:noProof/>
-              </w:rPr>
               <w:fldChar w:fldCharType="separate"/>
-            </w:r>
-            <w:r>
-              <w:rPr>
-                <w:noProof/>
-              </w:rPr>
               <w:t>15</w:t>
-            </w:r>
-            <w:r>
-              <w:rPr>
-                <w:noProof/>
-              </w:rPr>
               <w:fldChar w:fldCharType="end"/>
             </w:r>
           </w:hyperlink>
@@ -3148,40 +1962,10 @@
                 <w:noProof/>
               </w:rPr>
               <w:tab/>
-            </w:r>
-            <w:r>
-              <w:rPr>
-                <w:noProof/>
-              </w:rPr>
               <w:fldChar w:fldCharType="begin"/>
-            </w:r>
-            <w:r>
-              <w:rPr>
-                <w:noProof/>
-              </w:rPr>
               <w:instrText xml:space="preserve"> PAGEREF _Toc231988446 \h </w:instrText>
-            </w:r>
-            <w:r>
-              <w:rPr>
-                <w:noProof/>
-              </w:rPr>
-            </w:r>
-            <w:r>
-              <w:rPr>
-                <w:noProof/>
-              </w:rPr>
               <w:fldChar w:fldCharType="separate"/>
-            </w:r>
-            <w:r>
-              <w:rPr>
-                <w:noProof/>
-              </w:rPr>
               <w:t>15</w:t>
-            </w:r>
-            <w:r>
-              <w:rPr>
-                <w:noProof/>
-              </w:rPr>
               <w:fldChar w:fldCharType="end"/>
             </w:r>
           </w:hyperlink>
@@ -3209,40 +1993,10 @@
                 <w:noProof/>
               </w:rPr>
               <w:tab/>
-            </w:r>
-            <w:r>
-              <w:rPr>
-                <w:noProof/>
-              </w:rPr>
               <w:fldChar w:fldCharType="begin"/>
-            </w:r>
-            <w:r>
-              <w:rPr>
-                <w:noProof/>
-              </w:rPr>
               <w:instrText xml:space="preserve"> PAGEREF _Toc231988447 \h </w:instrText>
-            </w:r>
-            <w:r>
-              <w:rPr>
-                <w:noProof/>
-              </w:rPr>
-            </w:r>
-            <w:r>
-              <w:rPr>
-                <w:noProof/>
-              </w:rPr>
               <w:fldChar w:fldCharType="separate"/>
-            </w:r>
-            <w:r>
-              <w:rPr>
-                <w:noProof/>
-              </w:rPr>
               <w:t>15</w:t>
-            </w:r>
-            <w:r>
-              <w:rPr>
-                <w:noProof/>
-              </w:rPr>
               <w:fldChar w:fldCharType="end"/>
             </w:r>
           </w:hyperlink>
@@ -3270,40 +2024,10 @@
                 <w:noProof/>
               </w:rPr>
               <w:tab/>
-            </w:r>
-            <w:r>
-              <w:rPr>
-                <w:noProof/>
-              </w:rPr>
               <w:fldChar w:fldCharType="begin"/>
-            </w:r>
-            <w:r>
-              <w:rPr>
-                <w:noProof/>
-              </w:rPr>
               <w:instrText xml:space="preserve"> PAGEREF _Toc231988448 \h </w:instrText>
-            </w:r>
-            <w:r>
-              <w:rPr>
-                <w:noProof/>
-              </w:rPr>
-            </w:r>
-            <w:r>
-              <w:rPr>
-                <w:noProof/>
-              </w:rPr>
               <w:fldChar w:fldCharType="separate"/>
-            </w:r>
-            <w:r>
-              <w:rPr>
-                <w:noProof/>
-              </w:rPr>
               <w:t>15</w:t>
-            </w:r>
-            <w:r>
-              <w:rPr>
-                <w:noProof/>
-              </w:rPr>
               <w:fldChar w:fldCharType="end"/>
             </w:r>
           </w:hyperlink>
@@ -3331,40 +2055,10 @@
                 <w:noProof/>
               </w:rPr>
               <w:tab/>
-            </w:r>
-            <w:r>
-              <w:rPr>
-                <w:noProof/>
-              </w:rPr>
               <w:fldChar w:fldCharType="begin"/>
-            </w:r>
-            <w:r>
-              <w:rPr>
-                <w:noProof/>
-              </w:rPr>
               <w:instrText xml:space="preserve"> PAGEREF _Toc231988449 \h </w:instrText>
-            </w:r>
-            <w:r>
-              <w:rPr>
-                <w:noProof/>
-              </w:rPr>
-            </w:r>
-            <w:r>
-              <w:rPr>
-                <w:noProof/>
-              </w:rPr>
               <w:fldChar w:fldCharType="separate"/>
-            </w:r>
-            <w:r>
-              <w:rPr>
-                <w:noProof/>
-              </w:rPr>
               <w:t>15</w:t>
-            </w:r>
-            <w:r>
-              <w:rPr>
-                <w:noProof/>
-              </w:rPr>
               <w:fldChar w:fldCharType="end"/>
             </w:r>
           </w:hyperlink>
@@ -3392,40 +2086,10 @@
                 <w:noProof/>
               </w:rPr>
               <w:tab/>
-            </w:r>
-            <w:r>
-              <w:rPr>
-                <w:noProof/>
-              </w:rPr>
               <w:fldChar w:fldCharType="begin"/>
-            </w:r>
-            <w:r>
-              <w:rPr>
-                <w:noProof/>
-              </w:rPr>
               <w:instrText xml:space="preserve"> PAGEREF _Toc231988450 \h </w:instrText>
-            </w:r>
-            <w:r>
-              <w:rPr>
-                <w:noProof/>
-              </w:rPr>
-            </w:r>
-            <w:r>
-              <w:rPr>
-                <w:noProof/>
-              </w:rPr>
               <w:fldChar w:fldCharType="separate"/>
-            </w:r>
-            <w:r>
-              <w:rPr>
-                <w:noProof/>
-              </w:rPr>
               <w:t>17</w:t>
-            </w:r>
-            <w:r>
-              <w:rPr>
-                <w:noProof/>
-              </w:rPr>
               <w:fldChar w:fldCharType="end"/>
             </w:r>
           </w:hyperlink>
@@ -3453,40 +2117,10 @@
                 <w:noProof/>
               </w:rPr>
               <w:tab/>
-            </w:r>
-            <w:r>
-              <w:rPr>
-                <w:noProof/>
-              </w:rPr>
               <w:fldChar w:fldCharType="begin"/>
-            </w:r>
-            <w:r>
-              <w:rPr>
-                <w:noProof/>
-              </w:rPr>
               <w:instrText xml:space="preserve"> PAGEREF _Toc231988451 \h </w:instrText>
-            </w:r>
-            <w:r>
-              <w:rPr>
-                <w:noProof/>
-              </w:rPr>
-            </w:r>
-            <w:r>
-              <w:rPr>
-                <w:noProof/>
-              </w:rPr>
               <w:fldChar w:fldCharType="separate"/>
-            </w:r>
-            <w:r>
-              <w:rPr>
-                <w:noProof/>
-              </w:rPr>
               <w:t>17</w:t>
-            </w:r>
-            <w:r>
-              <w:rPr>
-                <w:noProof/>
-              </w:rPr>
               <w:fldChar w:fldCharType="end"/>
             </w:r>
           </w:hyperlink>
@@ -3514,40 +2148,10 @@
                 <w:noProof/>
               </w:rPr>
               <w:tab/>
-            </w:r>
-            <w:r>
-              <w:rPr>
-                <w:noProof/>
-              </w:rPr>
               <w:fldChar w:fldCharType="begin"/>
-            </w:r>
-            <w:r>
-              <w:rPr>
-                <w:noProof/>
-              </w:rPr>
               <w:instrText xml:space="preserve"> PAGEREF _Toc231988452 \h </w:instrText>
-            </w:r>
-            <w:r>
-              <w:rPr>
-                <w:noProof/>
-              </w:rPr>
-            </w:r>
-            <w:r>
-              <w:rPr>
-                <w:noProof/>
-              </w:rPr>
               <w:fldChar w:fldCharType="separate"/>
-            </w:r>
-            <w:r>
-              <w:rPr>
-                <w:noProof/>
-              </w:rPr>
               <w:t>17</w:t>
-            </w:r>
-            <w:r>
-              <w:rPr>
-                <w:noProof/>
-              </w:rPr>
               <w:fldChar w:fldCharType="end"/>
             </w:r>
           </w:hyperlink>
@@ -3575,40 +2179,10 @@
                 <w:noProof/>
               </w:rPr>
               <w:tab/>
-            </w:r>
-            <w:r>
-              <w:rPr>
-                <w:noProof/>
-              </w:rPr>
               <w:fldChar w:fldCharType="begin"/>
-            </w:r>
-            <w:r>
-              <w:rPr>
-                <w:noProof/>
-              </w:rPr>
               <w:instrText xml:space="preserve"> PAGEREF _Toc231988453 \h </w:instrText>
-            </w:r>
-            <w:r>
-              <w:rPr>
-                <w:noProof/>
-              </w:rPr>
-            </w:r>
-            <w:r>
-              <w:rPr>
-                <w:noProof/>
-              </w:rPr>
               <w:fldChar w:fldCharType="separate"/>
-            </w:r>
-            <w:r>
-              <w:rPr>
-                <w:noProof/>
-              </w:rPr>
               <w:t>18</w:t>
-            </w:r>
-            <w:r>
-              <w:rPr>
-                <w:noProof/>
-              </w:rPr>
               <w:fldChar w:fldCharType="end"/>
             </w:r>
           </w:hyperlink>
@@ -3636,40 +2210,10 @@
                 <w:noProof/>
               </w:rPr>
               <w:tab/>
-            </w:r>
-            <w:r>
-              <w:rPr>
-                <w:noProof/>
-              </w:rPr>
               <w:fldChar w:fldCharType="begin"/>
-            </w:r>
-            <w:r>
-              <w:rPr>
-                <w:noProof/>
-              </w:rPr>
               <w:instrText xml:space="preserve"> PAGEREF _Toc231988454 \h </w:instrText>
-            </w:r>
-            <w:r>
-              <w:rPr>
-                <w:noProof/>
-              </w:rPr>
-            </w:r>
-            <w:r>
-              <w:rPr>
-                <w:noProof/>
-              </w:rPr>
               <w:fldChar w:fldCharType="separate"/>
-            </w:r>
-            <w:r>
-              <w:rPr>
-                <w:noProof/>
-              </w:rPr>
               <w:t>18</w:t>
-            </w:r>
-            <w:r>
-              <w:rPr>
-                <w:noProof/>
-              </w:rPr>
               <w:fldChar w:fldCharType="end"/>
             </w:r>
           </w:hyperlink>
@@ -3697,40 +2241,10 @@
                 <w:noProof/>
               </w:rPr>
               <w:tab/>
-            </w:r>
-            <w:r>
-              <w:rPr>
-                <w:noProof/>
-              </w:rPr>
               <w:fldChar w:fldCharType="begin"/>
-            </w:r>
-            <w:r>
-              <w:rPr>
-                <w:noProof/>
-              </w:rPr>
               <w:instrText xml:space="preserve"> PAGEREF _Toc231988455 \h </w:instrText>
-            </w:r>
-            <w:r>
-              <w:rPr>
-                <w:noProof/>
-              </w:rPr>
-            </w:r>
-            <w:r>
-              <w:rPr>
-                <w:noProof/>
-              </w:rPr>
               <w:fldChar w:fldCharType="separate"/>
-            </w:r>
-            <w:r>
-              <w:rPr>
-                <w:noProof/>
-              </w:rPr>
               <w:t>18</w:t>
-            </w:r>
-            <w:r>
-              <w:rPr>
-                <w:noProof/>
-              </w:rPr>
               <w:fldChar w:fldCharType="end"/>
             </w:r>
           </w:hyperlink>
@@ -3758,40 +2272,10 @@
                 <w:noProof/>
               </w:rPr>
               <w:tab/>
-            </w:r>
-            <w:r>
-              <w:rPr>
-                <w:noProof/>
-              </w:rPr>
               <w:fldChar w:fldCharType="begin"/>
-            </w:r>
-            <w:r>
-              <w:rPr>
-                <w:noProof/>
-              </w:rPr>
               <w:instrText xml:space="preserve"> PAGEREF _Toc231988456 \h </w:instrText>
-            </w:r>
-            <w:r>
-              <w:rPr>
-                <w:noProof/>
-              </w:rPr>
-            </w:r>
-            <w:r>
-              <w:rPr>
-                <w:noProof/>
-              </w:rPr>
               <w:fldChar w:fldCharType="separate"/>
-            </w:r>
-            <w:r>
-              <w:rPr>
-                <w:noProof/>
-              </w:rPr>
               <w:t>18</w:t>
-            </w:r>
-            <w:r>
-              <w:rPr>
-                <w:noProof/>
-              </w:rPr>
               <w:fldChar w:fldCharType="end"/>
             </w:r>
           </w:hyperlink>
@@ -3819,40 +2303,10 @@
                 <w:noProof/>
               </w:rPr>
               <w:tab/>
-            </w:r>
-            <w:r>
-              <w:rPr>
-                <w:noProof/>
-              </w:rPr>
               <w:fldChar w:fldCharType="begin"/>
-            </w:r>
-            <w:r>
-              <w:rPr>
-                <w:noProof/>
-              </w:rPr>
               <w:instrText xml:space="preserve"> PAGEREF _Toc231988457 \h </w:instrText>
-            </w:r>
-            <w:r>
-              <w:rPr>
-                <w:noProof/>
-              </w:rPr>
-            </w:r>
-            <w:r>
-              <w:rPr>
-                <w:noProof/>
-              </w:rPr>
               <w:fldChar w:fldCharType="separate"/>
-            </w:r>
-            <w:r>
-              <w:rPr>
-                <w:noProof/>
-              </w:rPr>
               <w:t>19</w:t>
-            </w:r>
-            <w:r>
-              <w:rPr>
-                <w:noProof/>
-              </w:rPr>
               <w:fldChar w:fldCharType="end"/>
             </w:r>
           </w:hyperlink>
@@ -3880,40 +2334,10 @@
                 <w:noProof/>
               </w:rPr>
               <w:tab/>
-            </w:r>
-            <w:r>
-              <w:rPr>
-                <w:noProof/>
-              </w:rPr>
               <w:fldChar w:fldCharType="begin"/>
-            </w:r>
-            <w:r>
-              <w:rPr>
-                <w:noProof/>
-              </w:rPr>
               <w:instrText xml:space="preserve"> PAGEREF _Toc231988458 \h </w:instrText>
-            </w:r>
-            <w:r>
-              <w:rPr>
-                <w:noProof/>
-              </w:rPr>
-            </w:r>
-            <w:r>
-              <w:rPr>
-                <w:noProof/>
-              </w:rPr>
               <w:fldChar w:fldCharType="separate"/>
-            </w:r>
-            <w:r>
-              <w:rPr>
-                <w:noProof/>
-              </w:rPr>
               <w:t>20</w:t>
-            </w:r>
-            <w:r>
-              <w:rPr>
-                <w:noProof/>
-              </w:rPr>
               <w:fldChar w:fldCharType="end"/>
             </w:r>
           </w:hyperlink>
@@ -3941,40 +2365,10 @@
                 <w:noProof/>
               </w:rPr>
               <w:tab/>
-            </w:r>
-            <w:r>
-              <w:rPr>
-                <w:noProof/>
-              </w:rPr>
               <w:fldChar w:fldCharType="begin"/>
-            </w:r>
-            <w:r>
-              <w:rPr>
-                <w:noProof/>
-              </w:rPr>
               <w:instrText xml:space="preserve"> PAGEREF _Toc231988459 \h </w:instrText>
-            </w:r>
-            <w:r>
-              <w:rPr>
-                <w:noProof/>
-              </w:rPr>
-            </w:r>
-            <w:r>
-              <w:rPr>
-                <w:noProof/>
-              </w:rPr>
               <w:fldChar w:fldCharType="separate"/>
-            </w:r>
-            <w:r>
-              <w:rPr>
-                <w:noProof/>
-              </w:rPr>
               <w:t>20</w:t>
-            </w:r>
-            <w:r>
-              <w:rPr>
-                <w:noProof/>
-              </w:rPr>
               <w:fldChar w:fldCharType="end"/>
             </w:r>
           </w:hyperlink>
@@ -4002,40 +2396,10 @@
                 <w:noProof/>
               </w:rPr>
               <w:tab/>
-            </w:r>
-            <w:r>
-              <w:rPr>
-                <w:noProof/>
-              </w:rPr>
               <w:fldChar w:fldCharType="begin"/>
-            </w:r>
-            <w:r>
-              <w:rPr>
-                <w:noProof/>
-              </w:rPr>
               <w:instrText xml:space="preserve"> PAGEREF _Toc231988460 \h </w:instrText>
-            </w:r>
-            <w:r>
-              <w:rPr>
-                <w:noProof/>
-              </w:rPr>
-            </w:r>
-            <w:r>
-              <w:rPr>
-                <w:noProof/>
-              </w:rPr>
               <w:fldChar w:fldCharType="separate"/>
-            </w:r>
-            <w:r>
-              <w:rPr>
-                <w:noProof/>
-              </w:rPr>
               <w:t>20</w:t>
-            </w:r>
-            <w:r>
-              <w:rPr>
-                <w:noProof/>
-              </w:rPr>
               <w:fldChar w:fldCharType="end"/>
             </w:r>
           </w:hyperlink>
@@ -4063,40 +2427,10 @@
                 <w:noProof/>
               </w:rPr>
               <w:tab/>
-            </w:r>
-            <w:r>
-              <w:rPr>
-                <w:noProof/>
-              </w:rPr>
               <w:fldChar w:fldCharType="begin"/>
-            </w:r>
-            <w:r>
-              <w:rPr>
-                <w:noProof/>
-              </w:rPr>
               <w:instrText xml:space="preserve"> PAGEREF _Toc231988461 \h </w:instrText>
-            </w:r>
-            <w:r>
-              <w:rPr>
-                <w:noProof/>
-              </w:rPr>
-            </w:r>
-            <w:r>
-              <w:rPr>
-                <w:noProof/>
-              </w:rPr>
               <w:fldChar w:fldCharType="separate"/>
-            </w:r>
-            <w:r>
-              <w:rPr>
-                <w:noProof/>
-              </w:rPr>
               <w:t>20</w:t>
-            </w:r>
-            <w:r>
-              <w:rPr>
-                <w:noProof/>
-              </w:rPr>
               <w:fldChar w:fldCharType="end"/>
             </w:r>
           </w:hyperlink>
@@ -4124,40 +2458,10 @@
                 <w:noProof/>
               </w:rPr>
               <w:tab/>
-            </w:r>
-            <w:r>
-              <w:rPr>
-                <w:noProof/>
-              </w:rPr>
               <w:fldChar w:fldCharType="begin"/>
-            </w:r>
-            <w:r>
-              <w:rPr>
-                <w:noProof/>
-              </w:rPr>
               <w:instrText xml:space="preserve"> PAGEREF _Toc231988462 \h </w:instrText>
-            </w:r>
-            <w:r>
-              <w:rPr>
-                <w:noProof/>
-              </w:rPr>
-            </w:r>
-            <w:r>
-              <w:rPr>
-                <w:noProof/>
-              </w:rPr>
               <w:fldChar w:fldCharType="separate"/>
-            </w:r>
-            <w:r>
-              <w:rPr>
-                <w:noProof/>
-              </w:rPr>
               <w:t>20</w:t>
-            </w:r>
-            <w:r>
-              <w:rPr>
-                <w:noProof/>
-              </w:rPr>
               <w:fldChar w:fldCharType="end"/>
             </w:r>
           </w:hyperlink>
@@ -4185,40 +2489,10 @@
                 <w:noProof/>
               </w:rPr>
               <w:tab/>
-            </w:r>
-            <w:r>
-              <w:rPr>
-                <w:noProof/>
-              </w:rPr>
               <w:fldChar w:fldCharType="begin"/>
-            </w:r>
-            <w:r>
-              <w:rPr>
-                <w:noProof/>
-              </w:rPr>
               <w:instrText xml:space="preserve"> PAGEREF _Toc231988463 \h </w:instrText>
-            </w:r>
-            <w:r>
-              <w:rPr>
-                <w:noProof/>
-              </w:rPr>
-            </w:r>
-            <w:r>
-              <w:rPr>
-                <w:noProof/>
-              </w:rPr>
               <w:fldChar w:fldCharType="separate"/>
-            </w:r>
-            <w:r>
-              <w:rPr>
-                <w:noProof/>
-              </w:rPr>
               <w:t>20</w:t>
-            </w:r>
-            <w:r>
-              <w:rPr>
-                <w:noProof/>
-              </w:rPr>
               <w:fldChar w:fldCharType="end"/>
             </w:r>
           </w:hyperlink>
@@ -4246,40 +2520,10 @@
                 <w:noProof/>
               </w:rPr>
               <w:tab/>
-            </w:r>
-            <w:r>
-              <w:rPr>
-                <w:noProof/>
-              </w:rPr>
               <w:fldChar w:fldCharType="begin"/>
-            </w:r>
-            <w:r>
-              <w:rPr>
-                <w:noProof/>
-              </w:rPr>
               <w:instrText xml:space="preserve"> PAGEREF _Toc231988464 \h </w:instrText>
-            </w:r>
-            <w:r>
-              <w:rPr>
-                <w:noProof/>
-              </w:rPr>
-            </w:r>
-            <w:r>
-              <w:rPr>
-                <w:noProof/>
-              </w:rPr>
               <w:fldChar w:fldCharType="separate"/>
-            </w:r>
-            <w:r>
-              <w:rPr>
-                <w:noProof/>
-              </w:rPr>
               <w:t>21</w:t>
-            </w:r>
-            <w:r>
-              <w:rPr>
-                <w:noProof/>
-              </w:rPr>
               <w:fldChar w:fldCharType="end"/>
             </w:r>
           </w:hyperlink>
@@ -4307,40 +2551,10 @@
                 <w:noProof/>
               </w:rPr>
               <w:tab/>
-            </w:r>
-            <w:r>
-              <w:rPr>
-                <w:noProof/>
-              </w:rPr>
               <w:fldChar w:fldCharType="begin"/>
-            </w:r>
-            <w:r>
-              <w:rPr>
-                <w:noProof/>
-              </w:rPr>
               <w:instrText xml:space="preserve"> PAGEREF _Toc231988465 \h </w:instrText>
-            </w:r>
-            <w:r>
-              <w:rPr>
-                <w:noProof/>
-              </w:rPr>
-            </w:r>
-            <w:r>
-              <w:rPr>
-                <w:noProof/>
-              </w:rPr>
               <w:fldChar w:fldCharType="separate"/>
-            </w:r>
-            <w:r>
-              <w:rPr>
-                <w:noProof/>
-              </w:rPr>
               <w:t>21</w:t>
-            </w:r>
-            <w:r>
-              <w:rPr>
-                <w:noProof/>
-              </w:rPr>
               <w:fldChar w:fldCharType="end"/>
             </w:r>
           </w:hyperlink>
@@ -4368,40 +2582,10 @@
                 <w:noProof/>
               </w:rPr>
               <w:tab/>
-            </w:r>
-            <w:r>
-              <w:rPr>
-                <w:noProof/>
-              </w:rPr>
               <w:fldChar w:fldCharType="begin"/>
-            </w:r>
-            <w:r>
-              <w:rPr>
-                <w:noProof/>
-              </w:rPr>
               <w:instrText xml:space="preserve"> PAGEREF _Toc231988466 \h </w:instrText>
-            </w:r>
-            <w:r>
-              <w:rPr>
-                <w:noProof/>
-              </w:rPr>
-            </w:r>
-            <w:r>
-              <w:rPr>
-                <w:noProof/>
-              </w:rPr>
               <w:fldChar w:fldCharType="separate"/>
-            </w:r>
-            <w:r>
-              <w:rPr>
-                <w:noProof/>
-              </w:rPr>
               <w:t>21</w:t>
-            </w:r>
-            <w:r>
-              <w:rPr>
-                <w:noProof/>
-              </w:rPr>
               <w:fldChar w:fldCharType="end"/>
             </w:r>
           </w:hyperlink>
@@ -4429,40 +2613,10 @@
                 <w:noProof/>
               </w:rPr>
               <w:tab/>
-            </w:r>
-            <w:r>
-              <w:rPr>
-                <w:noProof/>
-              </w:rPr>
               <w:fldChar w:fldCharType="begin"/>
-            </w:r>
-            <w:r>
-              <w:rPr>
-                <w:noProof/>
-              </w:rPr>
               <w:instrText xml:space="preserve"> PAGEREF _Toc231988467 \h </w:instrText>
-            </w:r>
-            <w:r>
-              <w:rPr>
-                <w:noProof/>
-              </w:rPr>
-            </w:r>
-            <w:r>
-              <w:rPr>
-                <w:noProof/>
-              </w:rPr>
               <w:fldChar w:fldCharType="separate"/>
-            </w:r>
-            <w:r>
-              <w:rPr>
-                <w:noProof/>
-              </w:rPr>
               <w:t>21</w:t>
-            </w:r>
-            <w:r>
-              <w:rPr>
-                <w:noProof/>
-              </w:rPr>
               <w:fldChar w:fldCharType="end"/>
             </w:r>
           </w:hyperlink>
@@ -4490,40 +2644,10 @@
                 <w:noProof/>
               </w:rPr>
               <w:tab/>
-            </w:r>
-            <w:r>
-              <w:rPr>
-                <w:noProof/>
-              </w:rPr>
               <w:fldChar w:fldCharType="begin"/>
-            </w:r>
-            <w:r>
-              <w:rPr>
-                <w:noProof/>
-              </w:rPr>
               <w:instrText xml:space="preserve"> PAGEREF _Toc231988468 \h </w:instrText>
-            </w:r>
-            <w:r>
-              <w:rPr>
-                <w:noProof/>
-              </w:rPr>
-            </w:r>
-            <w:r>
-              <w:rPr>
-                <w:noProof/>
-              </w:rPr>
               <w:fldChar w:fldCharType="separate"/>
-            </w:r>
-            <w:r>
-              <w:rPr>
-                <w:noProof/>
-              </w:rPr>
               <w:t>21</w:t>
-            </w:r>
-            <w:r>
-              <w:rPr>
-                <w:noProof/>
-              </w:rPr>
               <w:fldChar w:fldCharType="end"/>
             </w:r>
           </w:hyperlink>
@@ -4551,40 +2675,10 @@
                 <w:noProof/>
               </w:rPr>
               <w:tab/>
-            </w:r>
-            <w:r>
-              <w:rPr>
-                <w:noProof/>
-              </w:rPr>
               <w:fldChar w:fldCharType="begin"/>
-            </w:r>
-            <w:r>
-              <w:rPr>
-                <w:noProof/>
-              </w:rPr>
               <w:instrText xml:space="preserve"> PAGEREF _Toc231988469 \h </w:instrText>
-            </w:r>
-            <w:r>
-              <w:rPr>
-                <w:noProof/>
-              </w:rPr>
-            </w:r>
-            <w:r>
-              <w:rPr>
-                <w:noProof/>
-              </w:rPr>
               <w:fldChar w:fldCharType="separate"/>
-            </w:r>
-            <w:r>
-              <w:rPr>
-                <w:noProof/>
-              </w:rPr>
               <w:t>21</w:t>
-            </w:r>
-            <w:r>
-              <w:rPr>
-                <w:noProof/>
-              </w:rPr>
               <w:fldChar w:fldCharType="end"/>
             </w:r>
           </w:hyperlink>
@@ -4612,40 +2706,10 @@
                 <w:noProof/>
               </w:rPr>
               <w:tab/>
-            </w:r>
-            <w:r>
-              <w:rPr>
-                <w:noProof/>
-              </w:rPr>
               <w:fldChar w:fldCharType="begin"/>
-            </w:r>
-            <w:r>
-              <w:rPr>
-                <w:noProof/>
-              </w:rPr>
               <w:instrText xml:space="preserve"> PAGEREF _Toc231988470 \h </w:instrText>
-            </w:r>
-            <w:r>
-              <w:rPr>
-                <w:noProof/>
-              </w:rPr>
-            </w:r>
-            <w:r>
-              <w:rPr>
-                <w:noProof/>
-              </w:rPr>
               <w:fldChar w:fldCharType="separate"/>
-            </w:r>
-            <w:r>
-              <w:rPr>
-                <w:noProof/>
-              </w:rPr>
               <w:t>22</w:t>
-            </w:r>
-            <w:r>
-              <w:rPr>
-                <w:noProof/>
-              </w:rPr>
               <w:fldChar w:fldCharType="end"/>
             </w:r>
           </w:hyperlink>
@@ -4673,40 +2737,10 @@
                 <w:noProof/>
               </w:rPr>
               <w:tab/>
-            </w:r>
-            <w:r>
-              <w:rPr>
-                <w:noProof/>
-              </w:rPr>
               <w:fldChar w:fldCharType="begin"/>
-            </w:r>
-            <w:r>
-              <w:rPr>
-                <w:noProof/>
-              </w:rPr>
               <w:instrText xml:space="preserve"> PAGEREF _Toc231988471 \h </w:instrText>
-            </w:r>
-            <w:r>
-              <w:rPr>
-                <w:noProof/>
-              </w:rPr>
-            </w:r>
-            <w:r>
-              <w:rPr>
-                <w:noProof/>
-              </w:rPr>
               <w:fldChar w:fldCharType="separate"/>
-            </w:r>
-            <w:r>
-              <w:rPr>
-                <w:noProof/>
-              </w:rPr>
               <w:t>22</w:t>
-            </w:r>
-            <w:r>
-              <w:rPr>
-                <w:noProof/>
-              </w:rPr>
               <w:fldChar w:fldCharType="end"/>
             </w:r>
           </w:hyperlink>
@@ -4734,40 +2768,10 @@
                 <w:noProof/>
               </w:rPr>
               <w:tab/>
-            </w:r>
-            <w:r>
-              <w:rPr>
-                <w:noProof/>
-              </w:rPr>
               <w:fldChar w:fldCharType="begin"/>
-            </w:r>
-            <w:r>
-              <w:rPr>
-                <w:noProof/>
-              </w:rPr>
               <w:instrText xml:space="preserve"> PAGEREF _Toc231988472 \h </w:instrText>
-            </w:r>
-            <w:r>
-              <w:rPr>
-                <w:noProof/>
-              </w:rPr>
-            </w:r>
-            <w:r>
-              <w:rPr>
-                <w:noProof/>
-              </w:rPr>
               <w:fldChar w:fldCharType="separate"/>
-            </w:r>
-            <w:r>
-              <w:rPr>
-                <w:noProof/>
-              </w:rPr>
               <w:t>22</w:t>
-            </w:r>
-            <w:r>
-              <w:rPr>
-                <w:noProof/>
-              </w:rPr>
               <w:fldChar w:fldCharType="end"/>
             </w:r>
           </w:hyperlink>
@@ -4797,15 +2801,7 @@
     </w:p>
     <w:p>
       <w:r>
-        <w:t>File Explorer is a standalone Windows desktop application that provides a fast, clean alternative for browsing drives, folders, and files. It combines a familiar two-</w:t>
-      </w:r>
-      <w:proofErr w:type="spellStart"/>
-      <w:r>
-        <w:t>pane</w:t>
-      </w:r>
-      <w:proofErr w:type="spellEnd"/>
-      <w:r>
-        <w:t xml:space="preserve"> layout with a powerful background size-scanning engine that continuously calculates and displays folder sizes as you navigate.</w:t>
+        <w:t>File Explorer is a standalone Windows desktop application that provides a fast, clean alternative for browsing drives, folders, and files. It combines a familiar two-pane layout with a powerful background size-scanning engine that continuously calculates and displays folder sizes as you navigate.</w:t>
       </w:r>
     </w:p>
     <w:p>
@@ -4854,15 +2850,7 @@
         <w:spacing w:after="60"/>
       </w:pPr>
       <w:r>
-        <w:t xml:space="preserve">Wildcard filtering — narrow the view to specific file types using patterns such as *.log or </w:t>
-      </w:r>
-      <w:proofErr w:type="gramStart"/>
-      <w:r>
-        <w:t>*.log;*.txt</w:t>
-      </w:r>
-      <w:proofErr w:type="gramEnd"/>
-      <w:r>
-        <w:t>.</w:t>
+        <w:t>Wildcard filtering — narrow the view to specific file types using patterns such as *.log or *.log;*.txt.</w:t>
       </w:r>
     </w:p>
     <w:p>
@@ -4928,15 +2916,7 @@
     </w:p>
     <w:p>
       <w:r>
-        <w:t xml:space="preserve">Run FileExplorer.exe. The window opens and immediately begins scanning all fixed and removable drives in the background. You will see folder sizes </w:t>
-      </w:r>
-      <w:proofErr w:type="gramStart"/>
-      <w:r>
-        <w:t>update</w:t>
-      </w:r>
-      <w:proofErr w:type="gramEnd"/>
-      <w:r>
-        <w:t xml:space="preserve"> in real time as the scan progresses.</w:t>
+        <w:t>Run FileExplorer.exe. The window opens and immediately begins scanning all fixed and removable drives in the background. You will see folder sizes update in real time as the scan progresses.</w:t>
       </w:r>
     </w:p>
     <w:p>
@@ -4969,15 +2949,7 @@
         <w:spacing w:after="60"/>
       </w:pPr>
       <w:r>
-        <w:t xml:space="preserve">Click a drive or folder </w:t>
-      </w:r>
-      <w:proofErr w:type="gramStart"/>
-      <w:r>
-        <w:t>in</w:t>
-      </w:r>
-      <w:proofErr w:type="gramEnd"/>
-      <w:r>
-        <w:t xml:space="preserve"> the tree panel on the left.</w:t>
+        <w:t>Click a drive or folder in the tree panel on the left.</w:t>
       </w:r>
     </w:p>
     <w:p>
@@ -5036,13 +3008,7 @@
     </w:p>
     <w:p>
       <w:r>
-        <w:t xml:space="preserve">Double-click any file in the </w:t>
-      </w:r>
-      <w:r>
-        <w:t>list or</w:t>
-      </w:r>
-      <w:r>
-        <w:t xml:space="preserve"> select it and press Enter. The file opens with its registered default application.</w:t>
+        <w:t>Double-click any file in the list or select it and press Enter. The file opens with its registered default application.</w:t>
       </w:r>
     </w:p>
     <w:p>
@@ -5063,13 +3029,7 @@
     </w:p>
     <w:p>
       <w:r>
-        <w:t xml:space="preserve">Type a pattern in the Filter box on the toolbar (for example *.pdf) to show only matching files. Use semicolons to combine patterns: </w:t>
-      </w:r>
-      <w:r>
-        <w:t>*.pdf; *.docx</w:t>
-      </w:r>
-      <w:r>
-        <w:t>. Clear the box to restore the full view.</w:t>
+        <w:t>Type a pattern in the Filter box on the toolbar (for example *.pdf) to show only matching files. Use semicolons to combine patterns: *.pdf; *.docx. Clear the box to restore the full view.</w:t>
       </w:r>
     </w:p>
     <w:p>
@@ -5089,13 +3049,7 @@
     </w:p>
     <w:p>
       <w:r>
-        <w:t xml:space="preserve">Select an item and press F2 to rename it </w:t>
-      </w:r>
-      <w:r>
-        <w:t>inline or</w:t>
-      </w:r>
-      <w:r>
-        <w:t xml:space="preserve"> press Del to send it to the Recycle Bin. Right-clicking reveals the full context menu with additional options.</w:t>
+        <w:t>Select an item and press F2 to rename it inline or press Del to send it to the Recycle Bin. Right-clicking reveals the full context menu with additional options.</w:t>
       </w:r>
     </w:p>
     <w:p>
@@ -5215,13 +3169,7 @@
         <w:spacing w:after="60"/>
       </w:pPr>
       <w:r>
-        <w:t>Refresh button (labeled ⟳ Refresh [F5</w:t>
-      </w:r>
-      <w:r>
-        <w:t>])</w:t>
-      </w:r>
-      <w:r>
-        <w:t xml:space="preserve"> reloads all drives, restarts background scanning, and repopulates the current folder. Equivalent to pressing F5.</w:t>
+        <w:t>Refresh button (labeled ⟳ Refresh [F5]) reloads all drives, restarts background scanning, and repopulates the current folder. Equivalent to pressing F5.</w:t>
       </w:r>
     </w:p>
     <w:p>
@@ -5239,21 +3187,7 @@
         <w:spacing w:after="60"/>
       </w:pPr>
       <w:r>
-        <w:t>Filter box (labeled Filter:)</w:t>
-      </w:r>
-      <w:r>
-        <w:t xml:space="preserve"> </w:t>
-      </w:r>
-      <w:r>
-        <w:t xml:space="preserve">accepts one or more wildcard patterns. Apply a filter by typing in this box. Results update approximately 350 </w:t>
-      </w:r>
-      <w:proofErr w:type="spellStart"/>
-      <w:r>
-        <w:t>ms</w:t>
-      </w:r>
-      <w:proofErr w:type="spellEnd"/>
-      <w:r>
-        <w:t xml:space="preserve"> after you stop typing.</w:t>
+        <w:t>Filter box (labeled Filter:) accepts one or more wildcard patterns. Apply a filter by typing in this box. Results update approximately 350 ms after you stop typing.</w:t>
       </w:r>
     </w:p>
     <w:p>
@@ -5652,13 +3586,7 @@
         <w:spacing w:after="60"/>
       </w:pPr>
       <w:r>
-        <w:t xml:space="preserve">Drive nodes </w:t>
-      </w:r>
-      <w:r>
-        <w:t>show</w:t>
-      </w:r>
-      <w:r>
-        <w:t xml:space="preserve"> drive label, total capacity, used space, and scan completion percentage. Example: Windows (C:) (500.00 GB/210.35 GB) 42%</w:t>
+        <w:t>Drive nodes show drive label, total capacity, used space, and scan completion percentage. Example: Windows (C:) (500.00 GB/210.35 GB) 42%</w:t>
       </w:r>
     </w:p>
     <w:p>
@@ -5671,13 +3599,7 @@
         <w:spacing w:after="60"/>
       </w:pPr>
       <w:r>
-        <w:t xml:space="preserve">Folder nodes </w:t>
-      </w:r>
-      <w:r>
-        <w:t>show</w:t>
-      </w:r>
-      <w:r>
-        <w:t xml:space="preserve"> folder name and [filtered size / total size] once the background scan has reached them. Example: Documents [1.20 MB/5.40 MB]</w:t>
+        <w:t>Folder nodes show folder name and [filtered size / total size] once the background scan has reached them. Example: Documents [1.20 MB/5.40 MB]</w:t>
       </w:r>
     </w:p>
     <w:p>
@@ -5927,48 +3849,7 @@
                 <w:sz w:val="20"/>
                 <w:szCs w:val="20"/>
               </w:rPr>
-              <w:t xml:space="preserve">Last-write timestamp in </w:t>
-            </w:r>
-            <w:proofErr w:type="spellStart"/>
-            <w:r>
-              <w:rPr>
-                <w:sz w:val="20"/>
-                <w:szCs w:val="20"/>
-              </w:rPr>
-              <w:t>yyyy</w:t>
-            </w:r>
-            <w:proofErr w:type="spellEnd"/>
-            <w:r>
-              <w:rPr>
-                <w:sz w:val="20"/>
-                <w:szCs w:val="20"/>
-              </w:rPr>
-              <w:t xml:space="preserve">-MM-dd </w:t>
-            </w:r>
-            <w:proofErr w:type="spellStart"/>
-            <w:r>
-              <w:rPr>
-                <w:sz w:val="20"/>
-                <w:szCs w:val="20"/>
-              </w:rPr>
-              <w:t>HH:</w:t>
-            </w:r>
-            <w:proofErr w:type="gramStart"/>
-            <w:r>
-              <w:rPr>
-                <w:sz w:val="20"/>
-                <w:szCs w:val="20"/>
-              </w:rPr>
-              <w:t>mm:ss</w:t>
-            </w:r>
-            <w:proofErr w:type="spellEnd"/>
-            <w:proofErr w:type="gramEnd"/>
-            <w:r>
-              <w:rPr>
-                <w:sz w:val="20"/>
-                <w:szCs w:val="20"/>
-              </w:rPr>
-              <w:t xml:space="preserve"> format.</w:t>
+              <w:t>Last-write timestamp in yyyy-MM-dd HH:mm:ss format.</w:t>
             </w:r>
           </w:p>
         </w:tc>
@@ -6099,15 +3980,7 @@
     </w:p>
     <w:p>
       <w:r>
-        <w:t xml:space="preserve">Folders always appear before files regardless of the active </w:t>
-      </w:r>
-      <w:proofErr w:type="gramStart"/>
-      <w:r>
-        <w:t>sort</w:t>
-      </w:r>
-      <w:proofErr w:type="gramEnd"/>
-      <w:r>
-        <w:t xml:space="preserve"> column.</w:t>
+        <w:t>Folders always appear before files regardless of the active sort column.</w:t>
       </w:r>
     </w:p>
     <w:p>
@@ -6158,13 +4031,7 @@
         <w:spacing w:after="60"/>
       </w:pPr>
       <w:r>
-        <w:t>Scan status and progress bar (center-</w:t>
-      </w:r>
-      <w:r>
-        <w:t>right)</w:t>
-      </w:r>
-      <w:r>
-        <w:t xml:space="preserve"> shows Processing while background scanning is underway, and Scan complete ✓ when scanning finishes. The progress bar reflects the scan progress for the drive containing the current folder.</w:t>
+        <w:t>Scan status and progress bar (center-right) shows Processing while background scanning is underway, and Scan complete ✓ when scanning finishes. The progress bar reflects the scan progress for the drive containing the current folder.</w:t>
       </w:r>
     </w:p>
     <w:p>
@@ -6177,13 +4044,7 @@
         <w:spacing w:after="60"/>
       </w:pPr>
       <w:r>
-        <w:t xml:space="preserve">Item count (far </w:t>
-      </w:r>
-      <w:r>
-        <w:t>right)</w:t>
-      </w:r>
-      <w:r>
-        <w:t xml:space="preserve"> shows the number of folders and files in the current view. When a filter is active, the filter pattern is appended, for example: 3 folders, 12 files [filter: *.log].</w:t>
+        <w:t>Item count (far right) shows the number of folders and files in the current view. When a filter is active, the filter pattern is appended, for example: 3 folders, 12 files [filter: *.log].</w:t>
       </w:r>
     </w:p>
     <w:p>
@@ -6326,13 +4187,7 @@
     </w:p>
     <w:p>
       <w:r>
-        <w:t xml:space="preserve">The address box </w:t>
-      </w:r>
-      <w:r>
-        <w:t>always shows the current path</w:t>
-      </w:r>
-      <w:r>
-        <w:t>. To navigate by typing:</w:t>
+        <w:t>The address box always shows the current path. To navigate by typing:</w:t>
       </w:r>
     </w:p>
     <w:p>
@@ -6409,15 +4264,7 @@
     </w:p>
     <w:p>
       <w:r>
-        <w:t xml:space="preserve">The application maintains a navigation history for the current session, </w:t>
-      </w:r>
-      <w:proofErr w:type="gramStart"/>
-      <w:r>
-        <w:t>similar to</w:t>
-      </w:r>
-      <w:proofErr w:type="gramEnd"/>
-      <w:r>
-        <w:t xml:space="preserve"> a web browser.</w:t>
+        <w:t>The application maintains a navigation history for the current session, similar to a web browser.</w:t>
       </w:r>
     </w:p>
     <w:p>
@@ -6435,13 +4282,7 @@
         <w:spacing w:after="60"/>
       </w:pPr>
       <w:r>
-        <w:t>Back (</w:t>
-      </w:r>
-      <w:r>
-        <w:t>)</w:t>
-      </w:r>
-      <w:r>
-        <w:t xml:space="preserve"> return to the previously visited location.</w:t>
+        <w:t>Back () return to the previously visited location.</w:t>
       </w:r>
     </w:p>
     <w:p>
@@ -6454,13 +4295,7 @@
         <w:spacing w:after="60"/>
       </w:pPr>
       <w:r>
-        <w:t>Forward (</w:t>
-      </w:r>
-      <w:r>
-        <w:t>)</w:t>
-      </w:r>
-      <w:r>
-        <w:t xml:space="preserve"> move forward after navigating back.</w:t>
+        <w:t>Forward () move forward after navigating back.</w:t>
       </w:r>
     </w:p>
     <w:p>
@@ -6486,23 +4321,7 @@
         <w:spacing w:after="60"/>
       </w:pPr>
       <w:r>
-        <w:t xml:space="preserve">Keyboard equivalents: </w:t>
-      </w:r>
-      <w:proofErr w:type="spellStart"/>
-      <w:r>
-        <w:t>Alt+Left</w:t>
-      </w:r>
-      <w:proofErr w:type="spellEnd"/>
-      <w:r>
-        <w:t xml:space="preserve"> Arrow (Back) and </w:t>
-      </w:r>
-      <w:proofErr w:type="spellStart"/>
-      <w:r>
-        <w:t>Alt+Right</w:t>
-      </w:r>
-      <w:proofErr w:type="spellEnd"/>
-      <w:r>
-        <w:t xml:space="preserve"> Arrow (Forward).</w:t>
+        <w:t>Keyboard equivalents: Alt+Left Arrow (Back) and Alt+Right Arrow (Forward).</w:t>
       </w:r>
     </w:p>
     <w:p>
@@ -6523,21 +4342,7 @@
     <w:p>
       <w:r>
         <w:lastRenderedPageBreak/>
-        <w:t xml:space="preserve">Pressing the Up button when you are already at a drive root (e.g., C:\) </w:t>
-      </w:r>
-      <w:r>
-        <w:t>switch</w:t>
-      </w:r>
-      <w:r>
-        <w:t xml:space="preserve"> to the This PC </w:t>
-      </w:r>
-      <w:proofErr w:type="gramStart"/>
-      <w:r>
-        <w:t>drives</w:t>
-      </w:r>
-      <w:proofErr w:type="gramEnd"/>
-      <w:r>
-        <w:t xml:space="preserve"> view. This view lists all available fixed and removable drives with their labels, sizes, and types. Double-clicking a drive in this view navigates to that drive's root.</w:t>
+        <w:t>Pressing the Up button when you are already at a drive root (e.g., C:\) switch to the This PC drives view. This view lists all available fixed and removable drives with their labels, sizes, and types. Double-clicking a drive in this view navigates to that drive's root.</w:t>
       </w:r>
     </w:p>
     <w:p>
@@ -6591,13 +4396,7 @@
         <w:spacing w:after="60"/>
       </w:pPr>
       <w:r>
-        <w:t xml:space="preserve">Scanning runs concurrently for all </w:t>
-      </w:r>
-      <w:r>
-        <w:t>drives. A</w:t>
-      </w:r>
-      <w:r>
-        <w:t xml:space="preserve"> separate task is used per drive.</w:t>
+        <w:t>Scanning runs concurrently for all drives. A separate task is used per drive.</w:t>
       </w:r>
     </w:p>
     <w:p>
@@ -6610,15 +4409,7 @@
         <w:spacing w:after="60"/>
       </w:pPr>
       <w:r>
-        <w:t xml:space="preserve">Folder sizes in both the tree and the file list update approximately every 200 </w:t>
-      </w:r>
-      <w:proofErr w:type="spellStart"/>
-      <w:r>
-        <w:t>ms</w:t>
-      </w:r>
-      <w:proofErr w:type="spellEnd"/>
-      <w:r>
-        <w:t xml:space="preserve"> as new data arrives.</w:t>
+        <w:t>Folder sizes in both the tree and the file list update approximately every 200 ms as new data arrives. The interface remains responsive even when a filter and a background scan are both active simultaneously, because only changed nodes are repainted on each update cycle.</w:t>
       </w:r>
     </w:p>
     <w:p>
@@ -6731,43 +4522,7 @@
     </w:p>
     <w:p>
       <w:r>
-        <w:t xml:space="preserve">In the tree view, folder labels follow the format: </w:t>
-      </w:r>
-      <w:r>
-        <w:t>Folder Name</w:t>
-      </w:r>
-      <w:r>
-        <w:t xml:space="preserve"> [</w:t>
-      </w:r>
-      <w:r>
-        <w:t>filtered Size</w:t>
-      </w:r>
-      <w:r>
-        <w:t xml:space="preserve"> / </w:t>
-      </w:r>
-      <w:r>
-        <w:t>total Size</w:t>
-      </w:r>
-      <w:r>
-        <w:t xml:space="preserve">]. When no filter is active, both sizes are the same. Drive labels show the full capacity, used space, and percentage: </w:t>
-      </w:r>
-      <w:r>
-        <w:t>Drive Name</w:t>
-      </w:r>
-      <w:r>
-        <w:t xml:space="preserve"> (</w:t>
-      </w:r>
-      <w:r>
-        <w:t>Total Capacity</w:t>
-      </w:r>
-      <w:r>
-        <w:t>/</w:t>
-      </w:r>
-      <w:r>
-        <w:t>Used Space</w:t>
-      </w:r>
-      <w:r>
-        <w:t>) Pct%.</w:t>
+        <w:t>In the tree view, folder labels follow the format: Folder Name [filtered Size / total Size]. When no filter is active, both sizes are the same. Drive labels show the full capacity, used space, and percentage: Drive Name (Total Capacity/Used Space) Pct%.</w:t>
       </w:r>
     </w:p>
     <w:p>
@@ -6813,15 +4568,7 @@
     </w:p>
     <w:p>
       <w:r>
-        <w:t xml:space="preserve">Click any column header to sort the file list by that column. The active </w:t>
-      </w:r>
-      <w:proofErr w:type="gramStart"/>
-      <w:r>
-        <w:t>sort</w:t>
-      </w:r>
-      <w:proofErr w:type="gramEnd"/>
-      <w:r>
-        <w:t xml:space="preserve"> column is indicated by a triangle arrow in its header:</w:t>
+        <w:t>Click any column header to sort the file list by that column. The active sort column is indicated by a triangle arrow in its header:</w:t>
       </w:r>
     </w:p>
     <w:p>
@@ -6839,19 +4586,7 @@
         <w:spacing w:after="60"/>
       </w:pPr>
       <w:r>
-        <w:t xml:space="preserve">▲ (up arrow) — ascending order (A→Z, </w:t>
-      </w:r>
-      <w:r>
-        <w:t>oldest newest</w:t>
-      </w:r>
-      <w:r>
-        <w:t xml:space="preserve">, </w:t>
-      </w:r>
-      <w:r>
-        <w:t>smallest largest</w:t>
-      </w:r>
-      <w:r>
-        <w:t>)</w:t>
+        <w:t>▲ (up arrow) — ascending order (A→Z, oldest newest, smallest largest)</w:t>
       </w:r>
     </w:p>
     <w:p>
@@ -6864,19 +4599,7 @@
         <w:spacing w:after="60"/>
       </w:pPr>
       <w:r>
-        <w:t xml:space="preserve">▼ (down arrow) — descending order (Z→A, </w:t>
-      </w:r>
-      <w:r>
-        <w:t>newest oldest</w:t>
-      </w:r>
-      <w:r>
-        <w:t xml:space="preserve">, </w:t>
-      </w:r>
-      <w:r>
-        <w:t>largest smallest</w:t>
-      </w:r>
-      <w:r>
-        <w:t>)</w:t>
+        <w:t>▼ (down arrow) — descending order (Z→A, newest oldest, largest smallest)</w:t>
       </w:r>
     </w:p>
     <w:p>
@@ -6886,23 +4609,7 @@
     </w:p>
     <w:p>
       <w:r>
-        <w:t xml:space="preserve">Clicking the same column header a second time reverses the </w:t>
-      </w:r>
-      <w:proofErr w:type="gramStart"/>
-      <w:r>
-        <w:t>sort</w:t>
-      </w:r>
-      <w:proofErr w:type="gramEnd"/>
-      <w:r>
-        <w:t xml:space="preserve"> direction. Clicking a different column sets that column as the new </w:t>
-      </w:r>
-      <w:proofErr w:type="gramStart"/>
-      <w:r>
-        <w:t>sort</w:t>
-      </w:r>
-      <w:proofErr w:type="gramEnd"/>
-      <w:r>
-        <w:t xml:space="preserve"> key with descending order by default.</w:t>
+        <w:t>Clicking the same column header a second time reverses the sort direction. Clicking a different column sets that column as the new sort key with descending order by default.</w:t>
       </w:r>
     </w:p>
     <w:p>
@@ -6922,15 +4629,7 @@
     </w:p>
     <w:p>
       <w:r>
-        <w:t xml:space="preserve">The </w:t>
-      </w:r>
-      <w:proofErr w:type="gramStart"/>
-      <w:r>
-        <w:t>sort</w:t>
-      </w:r>
-      <w:proofErr w:type="gramEnd"/>
-      <w:r>
-        <w:t xml:space="preserve"> column and direction are saved to disk when you close the application and restored on the next launch.</w:t>
+        <w:t>The sort column and direction are saved to disk when you close the application and restored on the next launch.</w:t>
       </w:r>
     </w:p>
     <w:p>
@@ -7226,21 +4925,7 @@
                 <w:sz w:val="20"/>
                 <w:szCs w:val="20"/>
               </w:rPr>
-              <w:t xml:space="preserve">Separator between multiple patterns. Example: </w:t>
-            </w:r>
-            <w:r>
-              <w:rPr>
-                <w:sz w:val="20"/>
-                <w:szCs w:val="20"/>
-              </w:rPr>
-              <w:t>*.log; *.txt</w:t>
-            </w:r>
-            <w:r>
-              <w:rPr>
-                <w:sz w:val="20"/>
-                <w:szCs w:val="20"/>
-              </w:rPr>
-              <w:t xml:space="preserve"> matches both .log and .txt files.</w:t>
+              <w:t>Separator between multiple patterns. Example: *.log; *.txt matches both .log and .txt files.</w:t>
             </w:r>
           </w:p>
         </w:tc>
@@ -7271,15 +4956,7 @@
         <w:spacing w:after="60"/>
       </w:pPr>
       <w:r>
-        <w:t xml:space="preserve">Type your pattern in the Filter box. The filter is applied approximately 350 </w:t>
-      </w:r>
-      <w:proofErr w:type="spellStart"/>
-      <w:r>
-        <w:t>ms</w:t>
-      </w:r>
-      <w:proofErr w:type="spellEnd"/>
-      <w:r>
-        <w:t xml:space="preserve"> after you stop typing.</w:t>
+        <w:t xml:space="preserve">Type your pattern in the Filter box. The filter is not applied automatically as you type.</w:t>
       </w:r>
     </w:p>
     <w:p>
@@ -7292,7 +4969,7 @@
         <w:spacing w:after="60"/>
       </w:pPr>
       <w:r>
-        <w:t>Only file and folder names in the current folder are matched against the pattern. The filter is not recursive.</w:t>
+        <w:t xml:space="preserve">To apply the filter, click the “⏎  Apply  [F8]” button on the toolbar, or press F8.</w:t>
       </w:r>
     </w:p>
     <w:p>
@@ -7305,7 +4982,7 @@
         <w:spacing w:after="60"/>
       </w:pPr>
       <w:r>
-        <w:t>Folder sizes in the tree are updated to reflect the filtered total versus the full total when a filter is active.</w:t>
+        <w:t xml:space="preserve">The application remembers your last filter pattern across sessions. When you reopen the application, the filter box is pre-filled with the last pattern you used and the filter is applied automatically on startup.</w:t>
       </w:r>
     </w:p>
     <w:p>
@@ -7318,6 +4995,32 @@
         <w:spacing w:after="60"/>
       </w:pPr>
       <w:r>
+        <w:t>Only file and folder names in the current folder are matched against the pattern. The filter is not recursive.</w:t>
+      </w:r>
+    </w:p>
+    <w:p>
+      <w:pPr>
+        <w:pStyle w:val="ListParagraph"/>
+        <w:numPr>
+          <w:ilvl w:val="0"/>
+          <w:numId w:val="2"/>
+        </w:numPr>
+        <w:spacing w:after="60"/>
+      </w:pPr>
+      <w:r>
+        <w:t>Folder sizes in the tree are updated to reflect the filtered total versus the full total when a filter is active. When you expand a folder node while a filter is active, that folder immediately shows its own filtered size bar alongside its children.</w:t>
+      </w:r>
+    </w:p>
+    <w:p>
+      <w:pPr>
+        <w:pStyle w:val="ListParagraph"/>
+        <w:numPr>
+          <w:ilvl w:val="0"/>
+          <w:numId w:val="2"/>
+        </w:numPr>
+        <w:spacing w:after="60"/>
+      </w:pPr>
+      <w:r>
         <w:t>The status bar appends the active pattern, for example: 3 folders, 12 files [filter: *.log].</w:t>
       </w:r>
     </w:p>
@@ -7338,19 +5041,7 @@
     </w:p>
     <w:p>
       <w:r>
-        <w:t>Delete all text from the Filter box. The full unfiltered view is restored immediately, and tree node labels revert to their normal [</w:t>
-      </w:r>
-      <w:r>
-        <w:t>filtered Size</w:t>
-      </w:r>
-      <w:r>
-        <w:t xml:space="preserve"> / </w:t>
-      </w:r>
-      <w:r>
-        <w:t>total Size</w:t>
-      </w:r>
-      <w:r>
-        <w:t>] format.</w:t>
+        <w:t>Delete all text from the Filter box. The full unfiltered view is restored immediately, and tree node labels revert to their normal [filtered Size / total Size] format.</w:t>
       </w:r>
     </w:p>
     <w:p>
@@ -7588,13 +5279,7 @@
         <w:spacing w:after="60"/>
       </w:pPr>
       <w:r>
-        <w:t xml:space="preserve">Select the item </w:t>
-      </w:r>
-      <w:r>
-        <w:t>from</w:t>
-      </w:r>
-      <w:r>
-        <w:t xml:space="preserve"> the file list.</w:t>
+        <w:t>Select the item from the file list.</w:t>
       </w:r>
     </w:p>
     <w:p>
@@ -7633,13 +5318,7 @@
         <w:spacing w:after="60"/>
       </w:pPr>
       <w:r>
-        <w:t xml:space="preserve">Press Enter to </w:t>
-      </w:r>
-      <w:r>
-        <w:t>confirm or</w:t>
-      </w:r>
-      <w:r>
-        <w:t xml:space="preserve"> press Escape to cancel without making changes.</w:t>
+        <w:t>Press Enter to confirm or press Escape to cancel without making changes.</w:t>
       </w:r>
     </w:p>
     <w:p>
@@ -7969,21 +5648,7 @@
                 <w:sz w:val="20"/>
                 <w:szCs w:val="20"/>
               </w:rPr>
-              <w:t xml:space="preserve">Navigates into the </w:t>
-            </w:r>
-            <w:r>
-              <w:rPr>
-                <w:sz w:val="20"/>
-                <w:szCs w:val="20"/>
-              </w:rPr>
-              <w:t>folder or</w:t>
-            </w:r>
-            <w:r>
-              <w:rPr>
-                <w:sz w:val="20"/>
-                <w:szCs w:val="20"/>
-              </w:rPr>
-              <w:t xml:space="preserve"> opens the file with its default application.</w:t>
+              <w:t>Navigates into the folder or opens the file with its default application.</w:t>
             </w:r>
           </w:p>
         </w:tc>
@@ -8273,21 +5938,12 @@
             </w:tcMar>
           </w:tcPr>
           <w:p>
-            <w:proofErr w:type="gramStart"/>
-            <w:r>
-              <w:rPr>
-                <w:sz w:val="20"/>
-                <w:szCs w:val="20"/>
-              </w:rPr>
-              <w:t>Sends</w:t>
-            </w:r>
-            <w:proofErr w:type="gramEnd"/>
-            <w:r>
-              <w:rPr>
-                <w:sz w:val="20"/>
-                <w:szCs w:val="20"/>
-              </w:rPr>
-              <w:t xml:space="preserve"> the selected item(s) to the Recycle Bin after confirmation.</w:t>
+            <w:r>
+              <w:rPr>
+                <w:sz w:val="20"/>
+                <w:szCs w:val="20"/>
+              </w:rPr>
+              <w:t>Sends the selected item(s) to the Recycle Bin after confirmation.</w:t>
             </w:r>
           </w:p>
         </w:tc>
@@ -8403,23 +6059,7 @@
     </w:p>
     <w:p>
       <w:r>
-        <w:t xml:space="preserve">When a change is detected, the file list refreshes automatically after a brief 600 </w:t>
-      </w:r>
-      <w:proofErr w:type="spellStart"/>
-      <w:r>
-        <w:t>ms</w:t>
-      </w:r>
-      <w:proofErr w:type="spellEnd"/>
-      <w:r>
-        <w:t xml:space="preserve"> delay. This </w:t>
-      </w:r>
-      <w:proofErr w:type="gramStart"/>
-      <w:r>
-        <w:t>debounce</w:t>
-      </w:r>
-      <w:proofErr w:type="gramEnd"/>
-      <w:r>
-        <w:t xml:space="preserve"> period prevents excessive refreshes if multiple files change in rapid succession (for example, when an application writes several temporary files).</w:t>
+        <w:t>When a change is detected, the file list refreshes automatically after a brief 600 ms delay. This debounce period prevents excessive refreshes if multiple files change in rapid succession (for example, when an application writes several temporary files).</w:t>
       </w:r>
     </w:p>
     <w:p>
@@ -8599,59 +6239,8 @@
                 <w:sz w:val="20"/>
                 <w:szCs w:val="20"/>
               </w:rPr>
-              <w:t>%</w:t>
-            </w:r>
-            <w:proofErr w:type="spellStart"/>
-            <w:r>
-              <w:rPr>
-                <w:rFonts w:ascii="Consolas" w:eastAsia="Consolas" w:hAnsi="Consolas" w:cs="Consolas"/>
-                <w:color w:val="2E75B6"/>
-                <w:sz w:val="20"/>
-                <w:szCs w:val="20"/>
-              </w:rPr>
-              <w:t>AppData</w:t>
-            </w:r>
-            <w:proofErr w:type="spellEnd"/>
-            <w:r>
-              <w:rPr>
-                <w:rFonts w:ascii="Consolas" w:eastAsia="Consolas" w:hAnsi="Consolas" w:cs="Consolas"/>
-                <w:color w:val="2E75B6"/>
-                <w:sz w:val="20"/>
-                <w:szCs w:val="20"/>
-              </w:rPr>
-              <w:t>%\</w:t>
-            </w:r>
-            <w:proofErr w:type="spellStart"/>
-            <w:r>
-              <w:rPr>
-                <w:rFonts w:ascii="Consolas" w:eastAsia="Consolas" w:hAnsi="Consolas" w:cs="Consolas"/>
-                <w:color w:val="2E75B6"/>
-                <w:sz w:val="20"/>
-                <w:szCs w:val="20"/>
-              </w:rPr>
-              <w:t>FileExplorer</w:t>
-            </w:r>
-            <w:proofErr w:type="spellEnd"/>
-            <w:r>
-              <w:rPr>
-                <w:rFonts w:ascii="Consolas" w:eastAsia="Consolas" w:hAnsi="Consolas" w:cs="Consolas"/>
-                <w:color w:val="2E75B6"/>
-                <w:sz w:val="20"/>
-                <w:szCs w:val="20"/>
-              </w:rPr>
-              <w:t>\</w:t>
-            </w:r>
-            <w:proofErr w:type="spellStart"/>
-            <w:r>
-              <w:rPr>
-                <w:rFonts w:ascii="Consolas" w:eastAsia="Consolas" w:hAnsi="Consolas" w:cs="Consolas"/>
-                <w:color w:val="2E75B6"/>
-                <w:sz w:val="20"/>
-                <w:szCs w:val="20"/>
-              </w:rPr>
-              <w:t>settings.json</w:t>
-            </w:r>
-            <w:proofErr w:type="spellEnd"/>
+              <w:t>%AppData%\FileExplorer\settings.json</w:t>
+            </w:r>
           </w:p>
         </w:tc>
       </w:tr>
@@ -8663,15 +6252,7 @@
     </w:p>
     <w:p>
       <w:r>
-        <w:t>The %</w:t>
-      </w:r>
-      <w:proofErr w:type="spellStart"/>
-      <w:r>
-        <w:t>AppData</w:t>
-      </w:r>
-      <w:proofErr w:type="spellEnd"/>
-      <w:r>
-        <w:t>% variable typically expands to C:\Users\&lt;YourName&gt;\AppData\Roaming on Windows 10 and 11.</w:t>
+        <w:t>The %AppData% variable typically expands to C:\Users\&lt;YourName&gt;\AppData\Roaming on Windows 10 and 11.</w:t>
       </w:r>
     </w:p>
     <w:p>
@@ -8691,23 +6272,7 @@
     </w:p>
     <w:p>
       <w:r>
-        <w:t xml:space="preserve">To reset all settings to their defaults, close File Explorer and delete the </w:t>
-      </w:r>
-      <w:proofErr w:type="spellStart"/>
-      <w:r>
-        <w:t>settings.json</w:t>
-      </w:r>
-      <w:proofErr w:type="spellEnd"/>
-      <w:r>
-        <w:t xml:space="preserve"> file from the location shown above. The next launch will use default column widths, descending sort by Name, and will open the This PC </w:t>
-      </w:r>
-      <w:proofErr w:type="gramStart"/>
-      <w:r>
-        <w:t>drives</w:t>
-      </w:r>
-      <w:proofErr w:type="gramEnd"/>
-      <w:r>
-        <w:t xml:space="preserve"> view.</w:t>
+        <w:t>To reset all settings to their defaults, close File Explorer and delete the settings.json file from the location shown above. The next launch will use default column widths, descending sort by Name, and will open the This PC drives view.</w:t>
       </w:r>
     </w:p>
     <w:p>
@@ -8937,23 +6502,7 @@
                 <w:sz w:val="20"/>
                 <w:szCs w:val="20"/>
               </w:rPr>
-              <w:t xml:space="preserve">Rename — begin inline </w:t>
-            </w:r>
-            <w:r>
-              <w:rPr>
-                <w:color w:val="000000"/>
-                <w:sz w:val="20"/>
-                <w:szCs w:val="20"/>
-              </w:rPr>
-              <w:t>renaming</w:t>
-            </w:r>
-            <w:r>
-              <w:rPr>
-                <w:color w:val="000000"/>
-                <w:sz w:val="20"/>
-                <w:szCs w:val="20"/>
-              </w:rPr>
-              <w:t xml:space="preserve"> of the selected item in the file list.</w:t>
+              <w:t>Rename — begin inline renaming of the selected item in the file list.</w:t>
             </w:r>
           </w:p>
         </w:tc>
@@ -9772,13 +7321,7 @@
         <w:spacing w:after="60"/>
       </w:pPr>
       <w:r>
-        <w:t xml:space="preserve">You may not have sufficient </w:t>
-      </w:r>
-      <w:r>
-        <w:t>permission</w:t>
-      </w:r>
-      <w:r>
-        <w:t>. Right-click FileExplorer.exe and choose Run as administrator.</w:t>
+        <w:t>You may not have sufficient permission. Right-click FileExplorer.exe and choose Run as administrator.</w:t>
       </w:r>
     </w:p>
     <w:p>
@@ -9798,15 +7341,7 @@
     </w:p>
     <w:p>
       <w:r>
-        <w:t xml:space="preserve">If the last-visited path no longer exists (for example, a removable drive has been disconnected), File Explorer falls back to the This PC </w:t>
-      </w:r>
-      <w:proofErr w:type="gramStart"/>
-      <w:r>
-        <w:t>drives</w:t>
-      </w:r>
-      <w:proofErr w:type="gramEnd"/>
-      <w:r>
-        <w:t xml:space="preserve"> view automatically.</w:t>
+        <w:t>If the last-visited path no longer exists (for example, a removable drive has been disconnected), File Explorer falls back to the This PC drives view automatically.</w:t>
       </w:r>
     </w:p>
     <w:p>

--- a/FileExplorer_UserManual.docx
+++ b/FileExplorer_UserManual.docx
@@ -2787,6 +2787,167 @@
       <w:r>
         <w:br w:type="page"/>
       </w:r>
+    </w:p>
+    <w:p>
+      <w:pPr>
+        <w:pStyle w:val="Heading1"/>
+      </w:pPr>
+      <w:r>
+        <w:t>0. Installation</w:t>
+      </w:r>
+    </w:p>
+    <w:p>
+      <w:pPr>
+        <w:spacing w:after="60" w:before="0"/>
+      </w:pPr>
+      <w:r>
+        <w:t xml:space="preserve">To install File Explorer on a Windows 10 or later (64-bit) PC:</w:t>
+      </w:r>
+    </w:p>
+    <w:p>
+      <w:pPr>
+        <w:pStyle w:val="ListParagraph"/>
+        <w:numPr>
+          <w:ilvl w:val="0"/>
+          <w:numId w:val="3"/>
+        </w:numPr>
+        <w:spacing w:after="60"/>
+      </w:pPr>
+      <w:r>
+        <w:t xml:space="preserve">Locate the installer file: </w:t>
+      </w:r>
+      <w:r>
+        <w:rPr>
+          <w:rFonts w:ascii="Courier New" w:cs="Courier New" w:eastAsia="Courier New" w:hAnsi="Courier New"/>
+        </w:rPr>
+        <w:t xml:space="preserve">FileExplorerSetup.exe</w:t>
+      </w:r>
+    </w:p>
+    <w:p>
+      <w:pPr>
+        <w:pStyle w:val="ListParagraph"/>
+        <w:numPr>
+          <w:ilvl w:val="0"/>
+          <w:numId w:val="3"/>
+        </w:numPr>
+        <w:spacing w:after="60"/>
+      </w:pPr>
+      <w:r>
+        <w:t xml:space="preserve">Double-click </w:t>
+      </w:r>
+      <w:r>
+        <w:rPr>
+          <w:rFonts w:ascii="Courier New" w:cs="Courier New" w:eastAsia="Courier New" w:hAnsi="Courier New"/>
+        </w:rPr>
+        <w:t xml:space="preserve">FileExplorerSetup.exe</w:t>
+      </w:r>
+      <w:r>
+        <w:t xml:space="preserve"> to launch the Setup Wizard.</w:t>
+      </w:r>
+    </w:p>
+    <w:p>
+      <w:pPr>
+        <w:pStyle w:val="ListParagraph"/>
+        <w:numPr>
+          <w:ilvl w:val="0"/>
+          <w:numId w:val="3"/>
+        </w:numPr>
+        <w:spacing w:after="60"/>
+      </w:pPr>
+      <w:r>
+        <w:t xml:space="preserve">Follow the on-screen prompts:</w:t>
+      </w:r>
+    </w:p>
+    <w:p>
+      <w:pPr>
+        <w:pStyle w:val="ListParagraph"/>
+        <w:numPr>
+          <w:ilvl w:val="1"/>
+          <w:numId w:val="1"/>
+        </w:numPr>
+        <w:spacing w:after="40"/>
+      </w:pPr>
+      <w:r>
+        <w:rPr>
+          <w:b/>
+        </w:rPr>
+        <w:t xml:space="preserve">Select Destination Location</w:t>
+      </w:r>
+      <w:r>
+        <w:t xml:space="preserve"> — the default is C:\Program Files\File Explorer. Click Next to accept or choose a different folder.</w:t>
+      </w:r>
+    </w:p>
+    <w:p>
+      <w:pPr>
+        <w:pStyle w:val="ListParagraph"/>
+        <w:numPr>
+          <w:ilvl w:val="1"/>
+          <w:numId w:val="1"/>
+        </w:numPr>
+        <w:spacing w:after="40"/>
+      </w:pPr>
+      <w:r>
+        <w:rPr>
+          <w:b/>
+        </w:rPr>
+        <w:t xml:space="preserve">Select Additional Tasks</w:t>
+      </w:r>
+      <w:r>
+        <w:t xml:space="preserve"> — optionally check “Create a desktop icon” to add a shortcut to your Desktop. Click Next.</w:t>
+      </w:r>
+    </w:p>
+    <w:p>
+      <w:pPr>
+        <w:pStyle w:val="ListParagraph"/>
+        <w:numPr>
+          <w:ilvl w:val="1"/>
+          <w:numId w:val="1"/>
+        </w:numPr>
+        <w:spacing w:after="40"/>
+      </w:pPr>
+      <w:r>
+        <w:rPr>
+          <w:b/>
+        </w:rPr>
+        <w:t xml:space="preserve">Ready to Install</w:t>
+      </w:r>
+      <w:r>
+        <w:t xml:space="preserve"> — click Install to begin copying files.</w:t>
+      </w:r>
+    </w:p>
+    <w:p>
+      <w:pPr>
+        <w:pStyle w:val="ListParagraph"/>
+        <w:numPr>
+          <w:ilvl w:val="0"/>
+          <w:numId w:val="3"/>
+        </w:numPr>
+        <w:spacing w:after="60"/>
+      </w:pPr>
+      <w:r>
+        <w:t xml:space="preserve">When installation is complete, leave “Launch File Explorer” checked and click Finish to start the application immediately.</w:t>
+      </w:r>
+    </w:p>
+    <w:p>
+      <w:pPr>
+        <w:pStyle w:val="Heading2"/>
+      </w:pPr>
+      <w:r>
+        <w:t>0.1 Uninstalling</w:t>
+      </w:r>
+    </w:p>
+    <w:p>
+      <w:pPr>
+        <w:spacing w:after="60" w:before="0"/>
+      </w:pPr>
+      <w:r>
+        <w:t xml:space="preserve">To remove File Explorer, open Windows Settings → Apps, find “File Explorer” in the list, and click Uninstall. This also removes the application’s saved settings folder.</w:t>
+      </w:r>
+    </w:p>
+    <w:p>
+      <w:pPr>
+        <w:spacing w:after="120"/>
+      </w:pPr>
     </w:p>
     <w:p>
       <w:pPr>
@@ -8288,6 +8449,10 @@
     </w:sectPr>
   </w:body>
 </w:document>
+</file>
+
+<file path=word/comments.xml><?xml version="1.0" encoding="utf-8"?>
+<w:comments xmlns:cx="http://schemas.microsoft.com/office/drawing/2014/chartex" xmlns:cx1="http://schemas.microsoft.com/office/drawing/2015/9/8/chartex" xmlns:cx2="http://schemas.microsoft.com/office/drawing/2015/10/21/chartex" xmlns:cx3="http://schemas.microsoft.com/office/drawing/2016/5/9/chartex" xmlns:cx4="http://schemas.microsoft.com/office/drawing/2016/5/10/chartex" xmlns:cx5="http://schemas.microsoft.com/office/drawing/2016/5/11/chartex" xmlns:cx6="http://schemas.microsoft.com/office/drawing/2016/5/12/chartex" xmlns:cx7="http://schemas.microsoft.com/office/drawing/2016/5/13/chartex" xmlns:cx8="http://schemas.microsoft.com/office/drawing/2016/5/14/chartex" xmlns:mc="http://schemas.openxmlformats.org/markup-compatibility/2006" xmlns:aink="http://schemas.microsoft.com/office/drawing/2016/ink" xmlns:am3d="http://schemas.microsoft.com/office/drawing/2017/model3d" xmlns:o="urn:schemas-microsoft-com:office:office" xmlns:r="http://schemas.openxmlformats.org/officeDocument/2006/relationships" xmlns:m="http://schemas.openxmlformats.org/officeDocument/2006/math" xmlns:v="urn:schemas-microsoft-com:vml" xmlns:wp14="http://schemas.microsoft.com/office/word/2010/wordprocessingDrawing" xmlns:wp="http://schemas.openxmlformats.org/drawingml/2006/wordprocessingDrawing" xmlns:w10="urn:schemas-microsoft-com:office:word" xmlns:w="http://schemas.openxmlformats.org/wordprocessingml/2006/main" xmlns:w14="http://schemas.microsoft.com/office/word/2010/wordml" xmlns:w15="http://schemas.microsoft.com/office/word/2012/wordml" xmlns:w16cex="http://schemas.microsoft.com/office/word/2018/wordml/cex" xmlns:w16cid="http://schemas.microsoft.com/office/word/2016/wordml/cid" xmlns:w16="http://schemas.microsoft.com/office/word/2018/wordml" xmlns:w16sdtdh="http://schemas.microsoft.com/office/word/2020/wordml/sdtdatahash" xmlns:w16se="http://schemas.microsoft.com/office/word/2015/wordml/symex" xmlns:wpg="http://schemas.microsoft.com/office/word/2010/wordprocessingGroup" xmlns:wpi="http://schemas.microsoft.com/office/word/2010/wordprocessingInk" xmlns:wne="http://schemas.microsoft.com/office/word/2006/wordml" xmlns:wps="http://schemas.microsoft.com/office/word/2010/wordprocessingShape"/>
 </file>
 
 <file path=word/endnotes.xml><?xml version="1.0" encoding="utf-8"?>
@@ -8667,6 +8832,27 @@
       <w:lvlJc w:val="left"/>
     </w:lvl>
   </w:abstractNum>
+  <w:abstractNum w:abstractNumId="3" w15:restartNumberingAfterBreak="0">
+    <w:multiLevelType w:val="hybridMultilevel"/>
+    <w:lvl w:ilvl="0">
+      <w:start w:val="1"/>
+      <w:numFmt w:val="decimal"/>
+      <w:lvlText w:val="%1."/>
+      <w:lvlJc w:val="left"/>
+      <w:pPr>
+        <w:ind w:left="540" w:hanging="360"/>
+      </w:pPr>
+    </w:lvl>
+    <w:lvl w:ilvl="1" w15:tentative="1">
+      <w:start w:val="1"/>
+      <w:numFmt w:val="decimal"/>
+      <w:lvlText w:val="%2."/>
+      <w:lvlJc w:val="left"/>
+      <w:pPr>
+        <w:ind w:left="1080" w:hanging="360"/>
+      </w:pPr>
+    </w:lvl>
+  </w:abstractNum>
   <w:num w:numId="1" w16cid:durableId="1927494715">
     <w:abstractNumId w:val="0"/>
     <w:lvlOverride w:ilvl="0">
@@ -8675,6 +8861,12 @@
   </w:num>
   <w:num w:numId="2" w16cid:durableId="686446044">
     <w:abstractNumId w:val="2"/>
+    <w:lvlOverride w:ilvl="0">
+      <w:startOverride w:val="1"/>
+    </w:lvlOverride>
+  </w:num>
+  <w:num w:numId="3">
+    <w:abstractNumId w:val="3"/>
     <w:lvlOverride w:ilvl="0">
       <w:startOverride w:val="1"/>
     </w:lvlOverride>

--- a/FileExplorer_UserManual.docx
+++ b/FileExplorer_UserManual.docx
@@ -2942,6 +2942,75 @@
       </w:pPr>
       <w:r>
         <w:t xml:space="preserve">To remove File Explorer, open Windows Settings → Apps, find “File Explorer” in the list, and click Uninstall. This also removes the application’s saved settings folder.</w:t>
+      </w:r>
+    </w:p>
+    <w:p>
+      <w:pPr>
+        <w:pStyle w:val="Heading2"/>
+      </w:pPr>
+      <w:r>
+        <w:t>0.2 Upgrading or Repairing an Existing Installation</w:t>
+      </w:r>
+    </w:p>
+    <w:p>
+      <w:pPr>
+        <w:spacing w:after="60" w:before="0"/>
+      </w:pPr>
+      <w:r>
+        <w:t xml:space="preserve">If File Explorer is already installed on your computer, the installer detects this automatically when you launch FileExplorerSetup.exe. Before the setup wizard appears, a dialog box is shown with the following three choices:</w:t>
+      </w:r>
+    </w:p>
+    <w:p>
+      <w:pPr>
+        <w:spacing w:after="40" w:before="40"/>
+        <w:ind w:left="360" w:hanging="180"/>
+      </w:pPr>
+      <w:r>
+        <w:rPr>
+          <w:b/>
+        </w:rPr>
+        <w:t xml:space="preserve">Yes — Repair: </w:t>
+      </w:r>
+      <w:r>
+        <w:t xml:space="preserve">Setup continues normally. The existing installation is overwritten in-place (no uninstall step). Use this option to fix a broken installation or update files.</w:t>
+      </w:r>
+    </w:p>
+    <w:p>
+      <w:pPr>
+        <w:spacing w:after="40" w:before="40"/>
+        <w:ind w:left="360" w:hanging="180"/>
+      </w:pPr>
+      <w:r>
+        <w:rPr>
+          <w:b/>
+        </w:rPr>
+        <w:t xml:space="preserve">No — Uninstall: </w:t>
+      </w:r>
+      <w:r>
+        <w:t xml:space="preserve">The existing installation is removed silently. A confirmation message appears when uninstallation is complete, and then setup exits without reinstalling. Run FileExplorerSetup.exe again afterwards if you want a fresh install.</w:t>
+      </w:r>
+    </w:p>
+    <w:p>
+      <w:pPr>
+        <w:spacing w:after="40" w:before="40"/>
+        <w:ind w:left="360" w:hanging="180"/>
+      </w:pPr>
+      <w:r>
+        <w:rPr>
+          <w:b/>
+        </w:rPr>
+        <w:t xml:space="preserve">Cancel: </w:t>
+      </w:r>
+      <w:r>
+        <w:t xml:space="preserve">Setup exits immediately without making any changes to your computer.</w:t>
+      </w:r>
+    </w:p>
+    <w:p>
+      <w:pPr>
+        <w:spacing w:after="60" w:before="0"/>
+      </w:pPr>
+      <w:r>
+        <w:t xml:space="preserve">If File Explorer is not currently installed, this dialog does not appear and the normal setup wizard starts immediately.</w:t>
       </w:r>
     </w:p>
     <w:p>
